--- a/documentation/ТЗ.docx
+++ b/documentation/ТЗ.docx
@@ -1541,7 +1541,6 @@
           <w:lang w:val="ru-RU"/>
         </w:rPr>
       </w:pPr>
-      <w:proofErr w:type="gramStart"/>
       <w:r>
         <w:rPr>
           <w:rFonts w:ascii="Times New Roman" w:hAnsi="Times New Roman" w:cs="Times New Roman"/>
@@ -1660,7 +1659,6 @@
         </w:rPr>
         <w:t>.</w:t>
       </w:r>
-      <w:proofErr w:type="gramEnd"/>
     </w:p>
     <w:p>
       <w:pPr>
@@ -1798,17 +1796,7 @@
           <w:szCs w:val="28"/>
           <w:lang w:val="ru-RU"/>
         </w:rPr>
-        <w:t xml:space="preserve">4.1.1 </w:t>
-      </w:r>
-      <w:r>
-        <w:rPr>
-          <w:rFonts w:ascii="Times New Roman" w:hAnsi="Times New Roman" w:cs="Times New Roman"/>
-          <w:color w:val="FF0000"/>
-          <w:sz w:val="28"/>
-          <w:szCs w:val="28"/>
-          <w:lang w:val="ru-RU"/>
-        </w:rPr>
-        <w:t>Регистрация;</w:t>
+        <w:t>4.1.1 Регистрация;</w:t>
       </w:r>
     </w:p>
     <w:p>
@@ -1856,7 +1844,7 @@
           <w:szCs w:val="28"/>
           <w:lang w:val="ru-RU"/>
         </w:rPr>
-        <w:t>4.1.3 Добавление книги вручную;</w:t>
+        <w:t>4.1.3 Просмотр личного каталога книг;</w:t>
       </w:r>
     </w:p>
     <w:p>
@@ -1880,7 +1868,17 @@
           <w:szCs w:val="28"/>
           <w:lang w:val="ru-RU"/>
         </w:rPr>
-        <w:t>4.1.4 Поиск книг;</w:t>
+        <w:t>4.1.</w:t>
+      </w:r>
+      <w:r>
+        <w:rPr>
+          <w:rFonts w:ascii="Times New Roman" w:hAnsi="Times New Roman" w:cs="Times New Roman"/>
+          <w:color w:val="FF0000"/>
+          <w:sz w:val="28"/>
+          <w:szCs w:val="28"/>
+          <w:lang w:val="ru-RU"/>
+        </w:rPr>
+        <w:t>4 Добавление книги в каталог;</w:t>
       </w:r>
     </w:p>
     <w:p>
@@ -1904,7 +1902,17 @@
           <w:szCs w:val="28"/>
           <w:lang w:val="ru-RU"/>
         </w:rPr>
-        <w:t>4.1.5 Импорт книги из результатов поиска;</w:t>
+        <w:t>4.1.</w:t>
+      </w:r>
+      <w:r>
+        <w:rPr>
+          <w:rFonts w:ascii="Times New Roman" w:hAnsi="Times New Roman" w:cs="Times New Roman"/>
+          <w:color w:val="FF0000"/>
+          <w:sz w:val="28"/>
+          <w:szCs w:val="28"/>
+          <w:lang w:val="ru-RU"/>
+        </w:rPr>
+        <w:t>5 Редактирование информации о книге;</w:t>
       </w:r>
     </w:p>
     <w:p>
@@ -1928,7 +1936,17 @@
           <w:szCs w:val="28"/>
           <w:lang w:val="ru-RU"/>
         </w:rPr>
-        <w:t>4.1.6 Поиск и фильтрация по локальной базе;</w:t>
+        <w:t>4.1.</w:t>
+      </w:r>
+      <w:r>
+        <w:rPr>
+          <w:rFonts w:ascii="Times New Roman" w:hAnsi="Times New Roman" w:cs="Times New Roman"/>
+          <w:color w:val="FF0000"/>
+          <w:sz w:val="28"/>
+          <w:szCs w:val="28"/>
+          <w:lang w:val="ru-RU"/>
+        </w:rPr>
+        <w:t>6 Удаление книги из каталога;</w:t>
       </w:r>
     </w:p>
     <w:p>
@@ -1952,7 +1970,17 @@
           <w:szCs w:val="28"/>
           <w:lang w:val="ru-RU"/>
         </w:rPr>
-        <w:t>4.1.7 Редактирование книги;</w:t>
+        <w:t>4.1.</w:t>
+      </w:r>
+      <w:r>
+        <w:rPr>
+          <w:rFonts w:ascii="Times New Roman" w:hAnsi="Times New Roman" w:cs="Times New Roman"/>
+          <w:color w:val="FF0000"/>
+          <w:sz w:val="28"/>
+          <w:szCs w:val="28"/>
+          <w:lang w:val="ru-RU"/>
+        </w:rPr>
+        <w:t>7 Поиск книг;</w:t>
       </w:r>
     </w:p>
     <w:p>
@@ -1976,7 +2004,17 @@
           <w:szCs w:val="28"/>
           <w:lang w:val="ru-RU"/>
         </w:rPr>
-        <w:t>4.1.8 Удаление книги из базы данных;</w:t>
+        <w:t>4.1.</w:t>
+      </w:r>
+      <w:r>
+        <w:rPr>
+          <w:rFonts w:ascii="Times New Roman" w:hAnsi="Times New Roman" w:cs="Times New Roman"/>
+          <w:color w:val="FF0000"/>
+          <w:sz w:val="28"/>
+          <w:szCs w:val="28"/>
+          <w:lang w:val="ru-RU"/>
+        </w:rPr>
+        <w:t>8 Импорт книги из результатов поиска;</w:t>
       </w:r>
     </w:p>
     <w:p>
@@ -2000,7 +2038,17 @@
           <w:szCs w:val="28"/>
           <w:lang w:val="ru-RU"/>
         </w:rPr>
-        <w:t>4.1.9 Просмотр личного каталога книг;</w:t>
+        <w:t>4.1.</w:t>
+      </w:r>
+      <w:r>
+        <w:rPr>
+          <w:rFonts w:ascii="Times New Roman" w:hAnsi="Times New Roman" w:cs="Times New Roman"/>
+          <w:color w:val="FF0000"/>
+          <w:sz w:val="28"/>
+          <w:szCs w:val="28"/>
+          <w:lang w:val="ru-RU"/>
+        </w:rPr>
+        <w:t>9 Фильтрация результатов поиска;</w:t>
       </w:r>
     </w:p>
     <w:p>
@@ -2024,7 +2072,17 @@
           <w:szCs w:val="28"/>
           <w:lang w:val="ru-RU"/>
         </w:rPr>
-        <w:t>4.1.10 Просмотр детальной информации о книге;</w:t>
+        <w:t>4.1.</w:t>
+      </w:r>
+      <w:r>
+        <w:rPr>
+          <w:rFonts w:ascii="Times New Roman" w:hAnsi="Times New Roman" w:cs="Times New Roman"/>
+          <w:color w:val="FF0000"/>
+          <w:sz w:val="28"/>
+          <w:szCs w:val="28"/>
+          <w:lang w:val="ru-RU"/>
+        </w:rPr>
+        <w:t>10 Просмотр информации о приложении;</w:t>
       </w:r>
     </w:p>
     <w:p>
@@ -2048,8 +2106,9 @@
           <w:szCs w:val="28"/>
           <w:lang w:val="ru-RU"/>
         </w:rPr>
-        <w:t>4.1.11 П</w:t>
-      </w:r>
+        <w:t>4.1.11</w:t>
+      </w:r>
+      <w:proofErr w:type="gramStart"/>
       <w:r>
         <w:rPr>
           <w:rFonts w:ascii="Times New Roman" w:hAnsi="Times New Roman" w:cs="Times New Roman"/>
@@ -2058,7 +2117,18 @@
           <w:szCs w:val="28"/>
           <w:lang w:val="ru-RU"/>
         </w:rPr>
-        <w:t>росмотр информации о приложении;</w:t>
+        <w:t xml:space="preserve"> О</w:t>
+      </w:r>
+      <w:proofErr w:type="gramEnd"/>
+      <w:r>
+        <w:rPr>
+          <w:rFonts w:ascii="Times New Roman" w:hAnsi="Times New Roman" w:cs="Times New Roman"/>
+          <w:color w:val="FF0000"/>
+          <w:sz w:val="28"/>
+          <w:szCs w:val="28"/>
+          <w:lang w:val="ru-RU"/>
+        </w:rPr>
+        <w:t>ставить впечатления о прочитанной книге;</w:t>
       </w:r>
     </w:p>
     <w:p>
@@ -2082,9 +2152,8 @@
           <w:szCs w:val="28"/>
           <w:lang w:val="ru-RU"/>
         </w:rPr>
-        <w:t>4.1.12</w:t>
-      </w:r>
-      <w:proofErr w:type="gramStart"/>
+        <w:t>4.1.1</w:t>
+      </w:r>
       <w:r>
         <w:rPr>
           <w:rFonts w:ascii="Times New Roman" w:hAnsi="Times New Roman" w:cs="Times New Roman"/>
@@ -2093,9 +2162,8 @@
           <w:szCs w:val="28"/>
           <w:lang w:val="ru-RU"/>
         </w:rPr>
-        <w:t xml:space="preserve"> О</w:t>
-      </w:r>
-      <w:proofErr w:type="gramEnd"/>
+        <w:t>2</w:t>
+      </w:r>
       <w:r>
         <w:rPr>
           <w:rFonts w:ascii="Times New Roman" w:hAnsi="Times New Roman" w:cs="Times New Roman"/>
@@ -2104,7 +2172,7 @@
           <w:szCs w:val="28"/>
           <w:lang w:val="ru-RU"/>
         </w:rPr>
-        <w:t>ставить впечатления о прочитанном;</w:t>
+        <w:t xml:space="preserve"> Выделение цитат из книги.</w:t>
       </w:r>
     </w:p>
     <w:p>
@@ -2120,30 +2188,6 @@
           <w:lang w:val="ru-RU"/>
         </w:rPr>
       </w:pPr>
-      <w:r>
-        <w:rPr>
-          <w:rFonts w:ascii="Times New Roman" w:hAnsi="Times New Roman" w:cs="Times New Roman"/>
-          <w:color w:val="FF0000"/>
-          <w:sz w:val="28"/>
-          <w:szCs w:val="28"/>
-          <w:lang w:val="ru-RU"/>
-        </w:rPr>
-        <w:t>4.1.13 Выделение цитат из книги.</w:t>
-      </w:r>
-    </w:p>
-    <w:p>
-      <w:pPr>
-        <w:spacing w:after="0" w:line="360" w:lineRule="auto"/>
-        <w:contextualSpacing/>
-        <w:jc w:val="both"/>
-        <w:rPr>
-          <w:rFonts w:ascii="Times New Roman" w:hAnsi="Times New Roman" w:cs="Times New Roman"/>
-          <w:color w:val="FF0000"/>
-          <w:sz w:val="28"/>
-          <w:szCs w:val="28"/>
-          <w:lang w:val="ru-RU"/>
-        </w:rPr>
-      </w:pPr>
     </w:p>
     <w:p>
       <w:pPr>
@@ -2172,7 +2216,6 @@
     <w:p>
       <w:pPr>
         <w:spacing w:after="0" w:line="360" w:lineRule="auto"/>
-        <w:contextualSpacing/>
         <w:jc w:val="both"/>
         <w:rPr>
           <w:rFonts w:ascii="Times New Roman" w:hAnsi="Times New Roman" w:cs="Times New Roman"/>
@@ -2190,9 +2233,13 @@
           <w:szCs w:val="28"/>
           <w:lang w:val="ru-RU"/>
         </w:rPr>
-        <w:t>4.1.14</w:t>
-      </w:r>
-      <w:r>
+        <w:t>4.1.13 Добавление пользователя в список;</w:t>
+      </w:r>
+    </w:p>
+    <w:p>
+      <w:pPr>
+        <w:spacing w:after="0" w:line="360" w:lineRule="auto"/>
+        <w:jc w:val="both"/>
         <w:rPr>
           <w:rFonts w:ascii="Times New Roman" w:hAnsi="Times New Roman" w:cs="Times New Roman"/>
           <w:color w:val="FF0000"/>
@@ -2200,13 +2247,31 @@
           <w:szCs w:val="28"/>
           <w:lang w:val="ru-RU"/>
         </w:rPr>
-        <w:t xml:space="preserve"> Управление пользователями;</w:t>
+      </w:pPr>
+      <w:r>
+        <w:rPr>
+          <w:rFonts w:ascii="Times New Roman" w:hAnsi="Times New Roman" w:cs="Times New Roman"/>
+          <w:color w:val="FF0000"/>
+          <w:sz w:val="28"/>
+          <w:szCs w:val="28"/>
+          <w:lang w:val="ru-RU"/>
+        </w:rPr>
+        <w:t>4.1.1</w:t>
+      </w:r>
+      <w:r>
+        <w:rPr>
+          <w:rFonts w:ascii="Times New Roman" w:hAnsi="Times New Roman" w:cs="Times New Roman"/>
+          <w:color w:val="FF0000"/>
+          <w:sz w:val="28"/>
+          <w:szCs w:val="28"/>
+          <w:lang w:val="ru-RU"/>
+        </w:rPr>
+        <w:t>4 Удаление пользователя из списка;</w:t>
       </w:r>
     </w:p>
     <w:p>
       <w:pPr>
         <w:spacing w:after="0" w:line="360" w:lineRule="auto"/>
-        <w:contextualSpacing/>
         <w:jc w:val="both"/>
         <w:rPr>
           <w:rFonts w:ascii="Times New Roman" w:hAnsi="Times New Roman" w:cs="Times New Roman"/>
@@ -2224,7 +2289,7 @@
           <w:szCs w:val="28"/>
           <w:lang w:val="ru-RU"/>
         </w:rPr>
-        <w:t>4.1.15</w:t>
+        <w:t>4.1.1</w:t>
       </w:r>
       <w:r>
         <w:rPr>
@@ -2234,13 +2299,12 @@
           <w:szCs w:val="28"/>
           <w:lang w:val="ru-RU"/>
         </w:rPr>
-        <w:t xml:space="preserve"> Блокировка пользователей;</w:t>
+        <w:t>5 Назначение роли пользователю;</w:t>
       </w:r>
     </w:p>
     <w:p>
       <w:pPr>
         <w:spacing w:after="0" w:line="360" w:lineRule="auto"/>
-        <w:contextualSpacing/>
         <w:jc w:val="both"/>
         <w:rPr>
           <w:rFonts w:ascii="Times New Roman" w:hAnsi="Times New Roman" w:cs="Times New Roman"/>
@@ -2258,7 +2322,7 @@
           <w:szCs w:val="28"/>
           <w:lang w:val="ru-RU"/>
         </w:rPr>
-        <w:t>4.1.16</w:t>
+        <w:t>4.1.1</w:t>
       </w:r>
       <w:r>
         <w:rPr>
@@ -2268,13 +2332,12 @@
           <w:szCs w:val="28"/>
           <w:lang w:val="ru-RU"/>
         </w:rPr>
-        <w:t xml:space="preserve"> Разблокировка пользователей;</w:t>
+        <w:t>6 Блокировка пользователя;</w:t>
       </w:r>
     </w:p>
     <w:p>
       <w:pPr>
         <w:spacing w:after="0" w:line="360" w:lineRule="auto"/>
-        <w:contextualSpacing/>
         <w:jc w:val="both"/>
         <w:rPr>
           <w:rFonts w:ascii="Times New Roman" w:hAnsi="Times New Roman" w:cs="Times New Roman"/>
@@ -2292,7 +2355,27 @@
           <w:szCs w:val="28"/>
           <w:lang w:val="ru-RU"/>
         </w:rPr>
-        <w:t>4.1.17</w:t>
+        <w:t>4.1.1</w:t>
+      </w:r>
+      <w:r>
+        <w:rPr>
+          <w:rFonts w:ascii="Times New Roman" w:hAnsi="Times New Roman" w:cs="Times New Roman"/>
+          <w:color w:val="FF0000"/>
+          <w:sz w:val="28"/>
+          <w:szCs w:val="28"/>
+          <w:lang w:val="ru-RU"/>
+        </w:rPr>
+        <w:t>7 Разблокиро</w:t>
+      </w:r>
+      <w:r>
+        <w:rPr>
+          <w:rFonts w:ascii="Times New Roman" w:hAnsi="Times New Roman" w:cs="Times New Roman"/>
+          <w:color w:val="FF0000"/>
+          <w:sz w:val="28"/>
+          <w:szCs w:val="28"/>
+          <w:lang w:val="ru-RU"/>
+        </w:rPr>
+        <w:t>в</w:t>
       </w:r>
       <w:bookmarkStart w:id="0" w:name="_GoBack"/>
       <w:bookmarkEnd w:id="0"/>
@@ -2304,7 +2387,170 @@
           <w:szCs w:val="28"/>
           <w:lang w:val="ru-RU"/>
         </w:rPr>
-        <w:t xml:space="preserve"> Просмотр и управление книгами всех пользователей.</w:t>
+        <w:t>ка пользователя;</w:t>
+      </w:r>
+    </w:p>
+    <w:p>
+      <w:pPr>
+        <w:spacing w:after="0" w:line="360" w:lineRule="auto"/>
+        <w:jc w:val="both"/>
+        <w:rPr>
+          <w:rFonts w:ascii="Times New Roman" w:hAnsi="Times New Roman" w:cs="Times New Roman"/>
+          <w:color w:val="FF0000"/>
+          <w:sz w:val="28"/>
+          <w:szCs w:val="28"/>
+          <w:lang w:val="ru-RU"/>
+        </w:rPr>
+      </w:pPr>
+      <w:r>
+        <w:rPr>
+          <w:rFonts w:ascii="Times New Roman" w:hAnsi="Times New Roman" w:cs="Times New Roman"/>
+          <w:color w:val="FF0000"/>
+          <w:sz w:val="28"/>
+          <w:szCs w:val="28"/>
+          <w:lang w:val="ru-RU"/>
+        </w:rPr>
+        <w:lastRenderedPageBreak/>
+        <w:t>4.1.1</w:t>
+      </w:r>
+      <w:r>
+        <w:rPr>
+          <w:rFonts w:ascii="Times New Roman" w:hAnsi="Times New Roman" w:cs="Times New Roman"/>
+          <w:color w:val="FF0000"/>
+          <w:sz w:val="28"/>
+          <w:szCs w:val="28"/>
+          <w:lang w:val="ru-RU"/>
+        </w:rPr>
+        <w:t>8 Просмотр списка каталогов пользователей;</w:t>
+      </w:r>
+    </w:p>
+    <w:p>
+      <w:pPr>
+        <w:spacing w:after="0" w:line="360" w:lineRule="auto"/>
+        <w:jc w:val="both"/>
+        <w:rPr>
+          <w:rFonts w:ascii="Times New Roman" w:hAnsi="Times New Roman" w:cs="Times New Roman"/>
+          <w:color w:val="FF0000"/>
+          <w:sz w:val="28"/>
+          <w:szCs w:val="28"/>
+          <w:lang w:val="ru-RU"/>
+        </w:rPr>
+      </w:pPr>
+      <w:r>
+        <w:rPr>
+          <w:rFonts w:ascii="Times New Roman" w:hAnsi="Times New Roman" w:cs="Times New Roman"/>
+          <w:color w:val="FF0000"/>
+          <w:sz w:val="28"/>
+          <w:szCs w:val="28"/>
+          <w:lang w:val="ru-RU"/>
+        </w:rPr>
+        <w:t>4.1.1</w:t>
+      </w:r>
+      <w:r>
+        <w:rPr>
+          <w:rFonts w:ascii="Times New Roman" w:hAnsi="Times New Roman" w:cs="Times New Roman"/>
+          <w:color w:val="FF0000"/>
+          <w:sz w:val="28"/>
+          <w:szCs w:val="28"/>
+          <w:lang w:val="ru-RU"/>
+        </w:rPr>
+        <w:t>9 Добавление каталога пользователя;</w:t>
+      </w:r>
+    </w:p>
+    <w:p>
+      <w:pPr>
+        <w:spacing w:after="0" w:line="360" w:lineRule="auto"/>
+        <w:jc w:val="both"/>
+        <w:rPr>
+          <w:rFonts w:ascii="Times New Roman" w:hAnsi="Times New Roman" w:cs="Times New Roman"/>
+          <w:color w:val="FF0000"/>
+          <w:sz w:val="28"/>
+          <w:szCs w:val="28"/>
+          <w:lang w:val="ru-RU"/>
+        </w:rPr>
+      </w:pPr>
+      <w:r>
+        <w:rPr>
+          <w:rFonts w:ascii="Times New Roman" w:hAnsi="Times New Roman" w:cs="Times New Roman"/>
+          <w:color w:val="FF0000"/>
+          <w:sz w:val="28"/>
+          <w:szCs w:val="28"/>
+          <w:lang w:val="ru-RU"/>
+        </w:rPr>
+        <w:t>4.1.</w:t>
+      </w:r>
+      <w:r>
+        <w:rPr>
+          <w:rFonts w:ascii="Times New Roman" w:hAnsi="Times New Roman" w:cs="Times New Roman"/>
+          <w:color w:val="FF0000"/>
+          <w:sz w:val="28"/>
+          <w:szCs w:val="28"/>
+          <w:lang w:val="ru-RU"/>
+        </w:rPr>
+        <w:t>20 Редактирование каталога пользователя;</w:t>
+      </w:r>
+    </w:p>
+    <w:p>
+      <w:pPr>
+        <w:pStyle w:val="a4"/>
+        <w:spacing w:after="0" w:line="360" w:lineRule="auto"/>
+        <w:ind w:left="0"/>
+        <w:jc w:val="both"/>
+        <w:rPr>
+          <w:rFonts w:ascii="Times New Roman" w:hAnsi="Times New Roman" w:cs="Times New Roman"/>
+          <w:sz w:val="28"/>
+          <w:szCs w:val="28"/>
+          <w:lang w:val="ru-RU"/>
+        </w:rPr>
+      </w:pPr>
+      <w:r>
+        <w:rPr>
+          <w:rFonts w:ascii="Times New Roman" w:hAnsi="Times New Roman" w:cs="Times New Roman"/>
+          <w:color w:val="FF0000"/>
+          <w:sz w:val="28"/>
+          <w:szCs w:val="28"/>
+          <w:lang w:val="ru-RU"/>
+        </w:rPr>
+        <w:t>4.1.</w:t>
+      </w:r>
+      <w:r>
+        <w:rPr>
+          <w:rFonts w:ascii="Times New Roman" w:hAnsi="Times New Roman" w:cs="Times New Roman"/>
+          <w:color w:val="FF0000"/>
+          <w:sz w:val="28"/>
+          <w:szCs w:val="28"/>
+          <w:lang w:val="ru-RU"/>
+        </w:rPr>
+        <w:t xml:space="preserve">21 </w:t>
+      </w:r>
+      <w:r>
+        <w:rPr>
+          <w:rFonts w:ascii="Times New Roman" w:hAnsi="Times New Roman" w:cs="Times New Roman"/>
+          <w:color w:val="FF0000"/>
+          <w:sz w:val="28"/>
+          <w:szCs w:val="28"/>
+          <w:lang w:val="ru-RU"/>
+        </w:rPr>
+        <w:t>Удаление каталога пользователя</w:t>
+      </w:r>
+      <w:r>
+        <w:rPr>
+          <w:rFonts w:ascii="Times New Roman" w:hAnsi="Times New Roman" w:cs="Times New Roman"/>
+          <w:color w:val="FF0000"/>
+          <w:sz w:val="28"/>
+          <w:szCs w:val="28"/>
+          <w:lang w:val="ru-RU"/>
+        </w:rPr>
+        <w:t>.</w:t>
+      </w:r>
+      <w:r>
+        <w:rPr>
+          <w:rFonts w:ascii="Times New Roman" w:hAnsi="Times New Roman" w:cs="Times New Roman"/>
+          <w:sz w:val="28"/>
+          <w:szCs w:val="28"/>
+          <w:lang w:val="ru-RU"/>
+        </w:rPr>
+        <w:t xml:space="preserve"> </w:t>
       </w:r>
     </w:p>
     <w:p>
@@ -2320,16 +2566,6 @@
           <w:lang w:val="ru-RU"/>
         </w:rPr>
       </w:pPr>
-      <w:r>
-        <w:rPr>
-          <w:rFonts w:ascii="Times New Roman" w:hAnsi="Times New Roman" w:cs="Times New Roman"/>
-          <w:sz w:val="28"/>
-          <w:szCs w:val="28"/>
-          <w:lang w:val="ru-RU"/>
-        </w:rPr>
-        <w:lastRenderedPageBreak/>
-        <w:t xml:space="preserve">   </w:t>
-      </w:r>
     </w:p>
     <w:p>
       <w:pPr>
@@ -2344,6 +2580,15 @@
           <w:lang w:val="ru-RU"/>
         </w:rPr>
       </w:pPr>
+      <w:r>
+        <w:rPr>
+          <w:rFonts w:ascii="Times New Roman" w:hAnsi="Times New Roman" w:cs="Times New Roman"/>
+          <w:sz w:val="28"/>
+          <w:szCs w:val="28"/>
+          <w:lang w:val="ru-RU"/>
+        </w:rPr>
+        <w:t>4.2 Требования к надежности:</w:t>
+      </w:r>
     </w:p>
     <w:p>
       <w:pPr>
@@ -2365,7 +2610,105 @@
           <w:szCs w:val="28"/>
           <w:lang w:val="ru-RU"/>
         </w:rPr>
-        <w:t>4.2 Требования к надежности:</w:t>
+        <w:t>4.2.1</w:t>
+      </w:r>
+      <w:proofErr w:type="gramStart"/>
+      <w:r>
+        <w:rPr>
+          <w:rFonts w:ascii="Times New Roman" w:hAnsi="Times New Roman" w:cs="Times New Roman"/>
+          <w:sz w:val="28"/>
+          <w:szCs w:val="28"/>
+          <w:lang w:val="ru-RU"/>
+        </w:rPr>
+        <w:t xml:space="preserve"> </w:t>
+      </w:r>
+      <w:r>
+        <w:rPr>
+          <w:rFonts w:ascii="Times New Roman" w:hAnsi="Times New Roman" w:cs="Times New Roman"/>
+          <w:sz w:val="28"/>
+          <w:szCs w:val="28"/>
+          <w:lang w:val="ru-RU"/>
+        </w:rPr>
+        <w:t>П</w:t>
+      </w:r>
+      <w:proofErr w:type="gramEnd"/>
+      <w:r>
+        <w:rPr>
+          <w:rFonts w:ascii="Times New Roman" w:hAnsi="Times New Roman" w:cs="Times New Roman"/>
+          <w:sz w:val="28"/>
+          <w:szCs w:val="28"/>
+          <w:lang w:val="ru-RU"/>
+        </w:rPr>
+        <w:t xml:space="preserve">ри отсутствии сетевого соединения во время запроса к </w:t>
+      </w:r>
+      <w:proofErr w:type="spellStart"/>
+      <w:r>
+        <w:rPr>
+          <w:rFonts w:ascii="Times New Roman" w:hAnsi="Times New Roman" w:cs="Times New Roman"/>
+          <w:sz w:val="28"/>
+          <w:szCs w:val="28"/>
+          <w:lang w:val="ru-RU"/>
+        </w:rPr>
+        <w:t>Google</w:t>
+      </w:r>
+      <w:proofErr w:type="spellEnd"/>
+      <w:r>
+        <w:rPr>
+          <w:rFonts w:ascii="Times New Roman" w:hAnsi="Times New Roman" w:cs="Times New Roman"/>
+          <w:sz w:val="28"/>
+          <w:szCs w:val="28"/>
+          <w:lang w:val="ru-RU"/>
+        </w:rPr>
+        <w:t xml:space="preserve"> </w:t>
+      </w:r>
+      <w:proofErr w:type="spellStart"/>
+      <w:r>
+        <w:rPr>
+          <w:rFonts w:ascii="Times New Roman" w:hAnsi="Times New Roman" w:cs="Times New Roman"/>
+          <w:sz w:val="28"/>
+          <w:szCs w:val="28"/>
+          <w:lang w:val="ru-RU"/>
+        </w:rPr>
+        <w:t>Books</w:t>
+      </w:r>
+      <w:proofErr w:type="spellEnd"/>
+      <w:r>
+        <w:rPr>
+          <w:rFonts w:ascii="Times New Roman" w:hAnsi="Times New Roman" w:cs="Times New Roman"/>
+          <w:sz w:val="28"/>
+          <w:szCs w:val="28"/>
+          <w:lang w:val="ru-RU"/>
+        </w:rPr>
+        <w:t xml:space="preserve"> API приложение не должно завершаться </w:t>
+      </w:r>
+      <w:proofErr w:type="spellStart"/>
+      <w:r>
+        <w:rPr>
+          <w:rFonts w:ascii="Times New Roman" w:hAnsi="Times New Roman" w:cs="Times New Roman"/>
+          <w:sz w:val="28"/>
+          <w:szCs w:val="28"/>
+          <w:lang w:val="ru-RU"/>
+        </w:rPr>
+        <w:t>аварийно</w:t>
+      </w:r>
+      <w:proofErr w:type="spellEnd"/>
+      <w:r>
+        <w:rPr>
+          <w:rFonts w:ascii="Times New Roman" w:hAnsi="Times New Roman" w:cs="Times New Roman"/>
+          <w:sz w:val="28"/>
+          <w:szCs w:val="28"/>
+          <w:lang w:val="ru-RU"/>
+        </w:rPr>
+        <w:t xml:space="preserve">. Пользователю должно отображаться информативное сообщение об ошибке сети </w:t>
+      </w:r>
+      <w:r>
+        <w:rPr>
+          <w:rFonts w:ascii="Times New Roman" w:hAnsi="Times New Roman" w:cs="Times New Roman"/>
+          <w:sz w:val="28"/>
+          <w:szCs w:val="28"/>
+          <w:lang w:val="ru-RU"/>
+        </w:rPr>
+        <w:t>с возможностью повторить запрос;</w:t>
       </w:r>
     </w:p>
     <w:p>
@@ -2388,36 +2731,16 @@
           <w:szCs w:val="28"/>
           <w:lang w:val="ru-RU"/>
         </w:rPr>
-        <w:t>4.2.1</w:t>
-      </w:r>
-      <w:proofErr w:type="gramStart"/>
-      <w:r>
-        <w:rPr>
-          <w:rFonts w:ascii="Times New Roman" w:hAnsi="Times New Roman" w:cs="Times New Roman"/>
-          <w:sz w:val="28"/>
-          <w:szCs w:val="28"/>
-          <w:lang w:val="ru-RU"/>
-        </w:rPr>
-        <w:t xml:space="preserve"> </w:t>
-      </w:r>
-      <w:r>
-        <w:rPr>
-          <w:rFonts w:ascii="Times New Roman" w:hAnsi="Times New Roman" w:cs="Times New Roman"/>
-          <w:sz w:val="28"/>
-          <w:szCs w:val="28"/>
-          <w:lang w:val="ru-RU"/>
-        </w:rPr>
-        <w:t>П</w:t>
-      </w:r>
-      <w:proofErr w:type="gramEnd"/>
-      <w:r>
-        <w:rPr>
-          <w:rFonts w:ascii="Times New Roman" w:hAnsi="Times New Roman" w:cs="Times New Roman"/>
-          <w:sz w:val="28"/>
-          <w:szCs w:val="28"/>
-          <w:lang w:val="ru-RU"/>
-        </w:rPr>
-        <w:t xml:space="preserve">ри отсутствии сетевого соединения во время запроса к </w:t>
+        <w:t xml:space="preserve">4.2.2 </w:t>
+      </w:r>
+      <w:r>
+        <w:rPr>
+          <w:rFonts w:ascii="Times New Roman" w:hAnsi="Times New Roman" w:cs="Times New Roman"/>
+          <w:sz w:val="28"/>
+          <w:szCs w:val="28"/>
+          <w:lang w:val="ru-RU"/>
+        </w:rPr>
+        <w:t xml:space="preserve">Параметры подключения к базе данных хранятся в конфигурационном файле. Пароль БД должен храниться в зашифрованном виде (AES). Пароли пользователей системы хранятся в базе исключительно в виде </w:t>
       </w:r>
       <w:proofErr w:type="spellStart"/>
       <w:r>
@@ -2427,7 +2750,7 @@
           <w:szCs w:val="28"/>
           <w:lang w:val="ru-RU"/>
         </w:rPr>
-        <w:t>Google</w:t>
+        <w:t>хэша</w:t>
       </w:r>
       <w:proofErr w:type="spellEnd"/>
       <w:r>
@@ -2437,7 +2760,7 @@
           <w:szCs w:val="28"/>
           <w:lang w:val="ru-RU"/>
         </w:rPr>
-        <w:t xml:space="preserve"> </w:t>
+        <w:t xml:space="preserve"> (алгоритм </w:t>
       </w:r>
       <w:proofErr w:type="spellStart"/>
       <w:r>
@@ -2447,7 +2770,7 @@
           <w:szCs w:val="28"/>
           <w:lang w:val="ru-RU"/>
         </w:rPr>
-        <w:t>Books</w:t>
+        <w:t>BCrypt</w:t>
       </w:r>
       <w:proofErr w:type="spellEnd"/>
       <w:r>
@@ -2457,36 +2780,16 @@
           <w:szCs w:val="28"/>
           <w:lang w:val="ru-RU"/>
         </w:rPr>
-        <w:t xml:space="preserve"> API приложение не должно завершаться </w:t>
-      </w:r>
-      <w:proofErr w:type="spellStart"/>
-      <w:r>
-        <w:rPr>
-          <w:rFonts w:ascii="Times New Roman" w:hAnsi="Times New Roman" w:cs="Times New Roman"/>
-          <w:sz w:val="28"/>
-          <w:szCs w:val="28"/>
-          <w:lang w:val="ru-RU"/>
-        </w:rPr>
-        <w:t>аварийно</w:t>
-      </w:r>
-      <w:proofErr w:type="spellEnd"/>
-      <w:r>
-        <w:rPr>
-          <w:rFonts w:ascii="Times New Roman" w:hAnsi="Times New Roman" w:cs="Times New Roman"/>
-          <w:sz w:val="28"/>
-          <w:szCs w:val="28"/>
-          <w:lang w:val="ru-RU"/>
-        </w:rPr>
-        <w:t xml:space="preserve">. Пользователю должно отображаться информативное сообщение об ошибке сети </w:t>
-      </w:r>
-      <w:r>
-        <w:rPr>
-          <w:rFonts w:ascii="Times New Roman" w:hAnsi="Times New Roman" w:cs="Times New Roman"/>
-          <w:sz w:val="28"/>
-          <w:szCs w:val="28"/>
-          <w:lang w:val="ru-RU"/>
-        </w:rPr>
-        <w:t>с возможностью повторить запрос;</w:t>
+        <w:t>)</w:t>
+      </w:r>
+      <w:r>
+        <w:rPr>
+          <w:rFonts w:ascii="Times New Roman" w:hAnsi="Times New Roman" w:cs="Times New Roman"/>
+          <w:sz w:val="28"/>
+          <w:szCs w:val="28"/>
+          <w:lang w:val="ru-RU"/>
+        </w:rPr>
+        <w:t>;</w:t>
       </w:r>
     </w:p>
     <w:p>
@@ -2509,56 +2812,36 @@
           <w:szCs w:val="28"/>
           <w:lang w:val="ru-RU"/>
         </w:rPr>
-        <w:t xml:space="preserve">4.2.2 </w:t>
-      </w:r>
-      <w:r>
-        <w:rPr>
-          <w:rFonts w:ascii="Times New Roman" w:hAnsi="Times New Roman" w:cs="Times New Roman"/>
-          <w:sz w:val="28"/>
-          <w:szCs w:val="28"/>
-          <w:lang w:val="ru-RU"/>
-        </w:rPr>
-        <w:t xml:space="preserve">Параметры подключения к базе данных хранятся в конфигурационном файле. Пароль БД должен храниться в зашифрованном виде (AES). Пароли пользователей системы хранятся в базе исключительно в виде </w:t>
-      </w:r>
-      <w:proofErr w:type="spellStart"/>
-      <w:r>
-        <w:rPr>
-          <w:rFonts w:ascii="Times New Roman" w:hAnsi="Times New Roman" w:cs="Times New Roman"/>
-          <w:sz w:val="28"/>
-          <w:szCs w:val="28"/>
-          <w:lang w:val="ru-RU"/>
-        </w:rPr>
-        <w:t>хэша</w:t>
-      </w:r>
-      <w:proofErr w:type="spellEnd"/>
-      <w:r>
-        <w:rPr>
-          <w:rFonts w:ascii="Times New Roman" w:hAnsi="Times New Roman" w:cs="Times New Roman"/>
-          <w:sz w:val="28"/>
-          <w:szCs w:val="28"/>
-          <w:lang w:val="ru-RU"/>
-        </w:rPr>
-        <w:t xml:space="preserve"> (алгоритм </w:t>
-      </w:r>
-      <w:proofErr w:type="spellStart"/>
-      <w:r>
-        <w:rPr>
-          <w:rFonts w:ascii="Times New Roman" w:hAnsi="Times New Roman" w:cs="Times New Roman"/>
-          <w:sz w:val="28"/>
-          <w:szCs w:val="28"/>
-          <w:lang w:val="ru-RU"/>
-        </w:rPr>
-        <w:t>BCrypt</w:t>
-      </w:r>
-      <w:proofErr w:type="spellEnd"/>
-      <w:r>
-        <w:rPr>
-          <w:rFonts w:ascii="Times New Roman" w:hAnsi="Times New Roman" w:cs="Times New Roman"/>
-          <w:sz w:val="28"/>
-          <w:szCs w:val="28"/>
-          <w:lang w:val="ru-RU"/>
-        </w:rPr>
-        <w:t>)</w:t>
+        <w:t>4.2.3</w:t>
+      </w:r>
+      <w:proofErr w:type="gramStart"/>
+      <w:r>
+        <w:rPr>
+          <w:rFonts w:ascii="Times New Roman" w:hAnsi="Times New Roman" w:cs="Times New Roman"/>
+          <w:sz w:val="28"/>
+          <w:szCs w:val="28"/>
+          <w:lang w:val="ru-RU"/>
+        </w:rPr>
+        <w:t xml:space="preserve"> </w:t>
+      </w:r>
+      <w:r>
+        <w:rPr>
+          <w:rFonts w:ascii="Times New Roman" w:hAnsi="Times New Roman" w:cs="Times New Roman"/>
+          <w:sz w:val="28"/>
+          <w:szCs w:val="28"/>
+          <w:lang w:val="ru-RU"/>
+        </w:rPr>
+        <w:t>П</w:t>
+      </w:r>
+      <w:proofErr w:type="gramEnd"/>
+      <w:r>
+        <w:rPr>
+          <w:rFonts w:ascii="Times New Roman" w:hAnsi="Times New Roman" w:cs="Times New Roman"/>
+          <w:sz w:val="28"/>
+          <w:szCs w:val="28"/>
+          <w:lang w:val="ru-RU"/>
+        </w:rPr>
+        <w:t>ри восстановлении сети после обрыва предусмотрена возможность повторного ручного запуска поиска. Автоматическое восстановление сетевых запросов не требуется</w:t>
       </w:r>
       <w:r>
         <w:rPr>
@@ -2590,7 +2873,7 @@
           <w:szCs w:val="28"/>
           <w:lang w:val="ru-RU"/>
         </w:rPr>
-        <w:t>4.2.3</w:t>
+        <w:t>4.2.4</w:t>
       </w:r>
       <w:proofErr w:type="gramStart"/>
       <w:r>
@@ -2609,7 +2892,7 @@
           <w:szCs w:val="28"/>
           <w:lang w:val="ru-RU"/>
         </w:rPr>
-        <w:t>П</w:t>
+        <w:t>О</w:t>
       </w:r>
       <w:proofErr w:type="gramEnd"/>
       <w:r>
@@ -2619,7 +2902,27 @@
           <w:szCs w:val="28"/>
           <w:lang w:val="ru-RU"/>
         </w:rPr>
-        <w:t>ри восстановлении сети после обрыва предусмотрена возможность повторного ручного запуска поиска. Автоматическое восстановление сетевых запросов не требуется</w:t>
+        <w:t>беспечивается целостность данных в БД: контроль дубликатов книг по ISBN или комбинации «название + автор», корректное обновление записей, каскадное удаление книг при удалении пользователя, защита от потери данных при внезапном закрытии приложения (</w:t>
+      </w:r>
+      <w:proofErr w:type="spellStart"/>
+      <w:r>
+        <w:rPr>
+          <w:rFonts w:ascii="Times New Roman" w:hAnsi="Times New Roman" w:cs="Times New Roman"/>
+          <w:sz w:val="28"/>
+          <w:szCs w:val="28"/>
+          <w:lang w:val="ru-RU"/>
+        </w:rPr>
+        <w:t>транзакционность</w:t>
+      </w:r>
+      <w:proofErr w:type="spellEnd"/>
+      <w:r>
+        <w:rPr>
+          <w:rFonts w:ascii="Times New Roman" w:hAnsi="Times New Roman" w:cs="Times New Roman"/>
+          <w:sz w:val="28"/>
+          <w:szCs w:val="28"/>
+          <w:lang w:val="ru-RU"/>
+        </w:rPr>
+        <w:t>)</w:t>
       </w:r>
       <w:r>
         <w:rPr>
@@ -2651,7 +2954,7 @@
           <w:szCs w:val="28"/>
           <w:lang w:val="ru-RU"/>
         </w:rPr>
-        <w:t>4.2.4</w:t>
+        <w:t>4.2.5</w:t>
       </w:r>
       <w:proofErr w:type="gramStart"/>
       <w:r>
@@ -2661,16 +2964,16 @@
           <w:szCs w:val="28"/>
           <w:lang w:val="ru-RU"/>
         </w:rPr>
-        <w:t xml:space="preserve"> </w:t>
-      </w:r>
-      <w:r>
-        <w:rPr>
-          <w:rFonts w:ascii="Times New Roman" w:hAnsi="Times New Roman" w:cs="Times New Roman"/>
-          <w:sz w:val="28"/>
-          <w:szCs w:val="28"/>
-          <w:lang w:val="ru-RU"/>
-        </w:rPr>
-        <w:t>О</w:t>
+        <w:t xml:space="preserve">  </w:t>
+      </w:r>
+      <w:r>
+        <w:rPr>
+          <w:rFonts w:ascii="Times New Roman" w:hAnsi="Times New Roman" w:cs="Times New Roman"/>
+          <w:sz w:val="28"/>
+          <w:szCs w:val="28"/>
+          <w:lang w:val="ru-RU"/>
+        </w:rPr>
+        <w:t>П</w:t>
       </w:r>
       <w:proofErr w:type="gramEnd"/>
       <w:r>
@@ -2680,36 +2983,7 @@
           <w:szCs w:val="28"/>
           <w:lang w:val="ru-RU"/>
         </w:rPr>
-        <w:t>беспечивается целостность данных в БД: контроль дубликатов книг по ISBN или комбинации «название + автор», корректное обновление записей, каскадное удаление книг при удалении пользователя, защита от потери данных при внезапном закрытии приложения (</w:t>
-      </w:r>
-      <w:proofErr w:type="spellStart"/>
-      <w:r>
-        <w:rPr>
-          <w:rFonts w:ascii="Times New Roman" w:hAnsi="Times New Roman" w:cs="Times New Roman"/>
-          <w:sz w:val="28"/>
-          <w:szCs w:val="28"/>
-          <w:lang w:val="ru-RU"/>
-        </w:rPr>
-        <w:t>транзакционность</w:t>
-      </w:r>
-      <w:proofErr w:type="spellEnd"/>
-      <w:r>
-        <w:rPr>
-          <w:rFonts w:ascii="Times New Roman" w:hAnsi="Times New Roman" w:cs="Times New Roman"/>
-          <w:sz w:val="28"/>
-          <w:szCs w:val="28"/>
-          <w:lang w:val="ru-RU"/>
-        </w:rPr>
-        <w:t>)</w:t>
-      </w:r>
-      <w:r>
-        <w:rPr>
-          <w:rFonts w:ascii="Times New Roman" w:hAnsi="Times New Roman" w:cs="Times New Roman"/>
-          <w:sz w:val="28"/>
-          <w:szCs w:val="28"/>
-          <w:lang w:val="ru-RU"/>
-        </w:rPr>
-        <w:t>;</w:t>
+        <w:t>ри попытке доступа к функциям, запрещённым для текущей роли, система должна либо скрывать соответствующие элементы интерфейса, либо выводить сообщение «Недостаточно прав».</w:t>
       </w:r>
     </w:p>
     <w:p>
@@ -2725,44 +2999,6 @@
           <w:lang w:val="ru-RU"/>
         </w:rPr>
       </w:pPr>
-      <w:r>
-        <w:rPr>
-          <w:rFonts w:ascii="Times New Roman" w:hAnsi="Times New Roman" w:cs="Times New Roman"/>
-          <w:sz w:val="28"/>
-          <w:szCs w:val="28"/>
-          <w:lang w:val="ru-RU"/>
-        </w:rPr>
-        <w:t>4.2.5</w:t>
-      </w:r>
-      <w:proofErr w:type="gramStart"/>
-      <w:r>
-        <w:rPr>
-          <w:rFonts w:ascii="Times New Roman" w:hAnsi="Times New Roman" w:cs="Times New Roman"/>
-          <w:sz w:val="28"/>
-          <w:szCs w:val="28"/>
-          <w:lang w:val="ru-RU"/>
-        </w:rPr>
-        <w:t xml:space="preserve">  </w:t>
-      </w:r>
-      <w:r>
-        <w:rPr>
-          <w:rFonts w:ascii="Times New Roman" w:hAnsi="Times New Roman" w:cs="Times New Roman"/>
-          <w:sz w:val="28"/>
-          <w:szCs w:val="28"/>
-          <w:lang w:val="ru-RU"/>
-        </w:rPr>
-        <w:t>П</w:t>
-      </w:r>
-      <w:proofErr w:type="gramEnd"/>
-      <w:r>
-        <w:rPr>
-          <w:rFonts w:ascii="Times New Roman" w:hAnsi="Times New Roman" w:cs="Times New Roman"/>
-          <w:sz w:val="28"/>
-          <w:szCs w:val="28"/>
-          <w:lang w:val="ru-RU"/>
-        </w:rPr>
-        <w:t>ри попытке доступа к функциям, запрещённым для текущей роли, система должна либо скрывать соответствующие элементы интерфейса, либо выводить сообщение «Недостаточно прав».</w:t>
-      </w:r>
     </w:p>
     <w:p>
       <w:pPr>
@@ -2777,6 +3013,15 @@
           <w:lang w:val="ru-RU"/>
         </w:rPr>
       </w:pPr>
+      <w:r>
+        <w:rPr>
+          <w:rFonts w:ascii="Times New Roman" w:hAnsi="Times New Roman" w:cs="Times New Roman"/>
+          <w:sz w:val="28"/>
+          <w:szCs w:val="28"/>
+          <w:lang w:val="ru-RU"/>
+        </w:rPr>
+        <w:t>4.3   Условия эксплуатации:</w:t>
+      </w:r>
     </w:p>
     <w:p>
       <w:pPr>
@@ -2787,18 +3032,31 @@
         <w:rPr>
           <w:rFonts w:ascii="Times New Roman" w:hAnsi="Times New Roman" w:cs="Times New Roman"/>
           <w:sz w:val="28"/>
-          <w:szCs w:val="28"/>
-          <w:lang w:val="ru-RU"/>
-        </w:rPr>
-      </w:pPr>
-      <w:r>
-        <w:rPr>
-          <w:rFonts w:ascii="Times New Roman" w:hAnsi="Times New Roman" w:cs="Times New Roman"/>
-          <w:sz w:val="28"/>
-          <w:szCs w:val="28"/>
-          <w:lang w:val="ru-RU"/>
-        </w:rPr>
-        <w:t>4.3   Условия эксплуатации:</w:t>
+          <w:lang w:val="ru-RU"/>
+        </w:rPr>
+      </w:pPr>
+      <w:r>
+        <w:rPr>
+          <w:rFonts w:ascii="Times New Roman" w:hAnsi="Times New Roman" w:cs="Times New Roman"/>
+          <w:sz w:val="28"/>
+          <w:lang w:val="ru-RU"/>
+        </w:rPr>
+        <w:t xml:space="preserve">4.3.1 Операционная система: </w:t>
+      </w:r>
+      <w:r>
+        <w:rPr>
+          <w:rFonts w:ascii="Times New Roman" w:hAnsi="Times New Roman" w:cs="Times New Roman"/>
+          <w:sz w:val="28"/>
+        </w:rPr>
+        <w:t>Windows</w:t>
+      </w:r>
+      <w:r>
+        <w:rPr>
+          <w:rFonts w:ascii="Times New Roman" w:hAnsi="Times New Roman" w:cs="Times New Roman"/>
+          <w:sz w:val="28"/>
+          <w:lang w:val="ru-RU"/>
+        </w:rPr>
+        <w:t xml:space="preserve"> 10/11;</w:t>
       </w:r>
     </w:p>
     <w:p>
@@ -2819,22 +3077,53 @@
           <w:sz w:val="28"/>
           <w:lang w:val="ru-RU"/>
         </w:rPr>
-        <w:t xml:space="preserve">4.3.1 Операционная система: </w:t>
-      </w:r>
-      <w:r>
-        <w:rPr>
-          <w:rFonts w:ascii="Times New Roman" w:hAnsi="Times New Roman" w:cs="Times New Roman"/>
-          <w:sz w:val="28"/>
-        </w:rPr>
-        <w:t>Windows</w:t>
-      </w:r>
-      <w:r>
-        <w:rPr>
-          <w:rFonts w:ascii="Times New Roman" w:hAnsi="Times New Roman" w:cs="Times New Roman"/>
-          <w:sz w:val="28"/>
-          <w:lang w:val="ru-RU"/>
-        </w:rPr>
-        <w:t xml:space="preserve"> 10/11;</w:t>
+        <w:t xml:space="preserve">4.3.2 </w:t>
+      </w:r>
+      <w:r>
+        <w:rPr>
+          <w:rFonts w:ascii="Times New Roman" w:hAnsi="Times New Roman" w:cs="Times New Roman"/>
+          <w:sz w:val="28"/>
+          <w:lang w:val="ru-RU"/>
+        </w:rPr>
+        <w:t xml:space="preserve">Установленная среда выполнения </w:t>
+      </w:r>
+      <w:r>
+        <w:rPr>
+          <w:rFonts w:ascii="Times New Roman" w:hAnsi="Times New Roman" w:cs="Times New Roman"/>
+          <w:sz w:val="28"/>
+        </w:rPr>
+        <w:t>Java</w:t>
+      </w:r>
+      <w:r>
+        <w:rPr>
+          <w:rFonts w:ascii="Times New Roman" w:hAnsi="Times New Roman" w:cs="Times New Roman"/>
+          <w:sz w:val="28"/>
+          <w:lang w:val="ru-RU"/>
+        </w:rPr>
+        <w:t xml:space="preserve"> </w:t>
+      </w:r>
+      <w:r>
+        <w:rPr>
+          <w:rFonts w:ascii="Times New Roman" w:hAnsi="Times New Roman" w:cs="Times New Roman"/>
+          <w:sz w:val="28"/>
+        </w:rPr>
+        <w:t>SE</w:t>
+      </w:r>
+      <w:r>
+        <w:rPr>
+          <w:rFonts w:ascii="Times New Roman" w:hAnsi="Times New Roman" w:cs="Times New Roman"/>
+          <w:sz w:val="28"/>
+          <w:lang w:val="ru-RU"/>
+        </w:rPr>
+        <w:t xml:space="preserve"> 17</w:t>
+      </w:r>
+      <w:r>
+        <w:rPr>
+          <w:rFonts w:ascii="Times New Roman" w:hAnsi="Times New Roman" w:cs="Times New Roman"/>
+          <w:sz w:val="28"/>
+          <w:lang w:val="ru-RU"/>
+        </w:rPr>
+        <w:t xml:space="preserve"> или выше;</w:t>
       </w:r>
     </w:p>
     <w:p>
@@ -2855,53 +3144,22 @@
           <w:sz w:val="28"/>
           <w:lang w:val="ru-RU"/>
         </w:rPr>
-        <w:t xml:space="preserve">4.3.2 </w:t>
-      </w:r>
-      <w:r>
-        <w:rPr>
-          <w:rFonts w:ascii="Times New Roman" w:hAnsi="Times New Roman" w:cs="Times New Roman"/>
-          <w:sz w:val="28"/>
-          <w:lang w:val="ru-RU"/>
-        </w:rPr>
-        <w:t xml:space="preserve">Установленная среда выполнения </w:t>
-      </w:r>
-      <w:r>
-        <w:rPr>
-          <w:rFonts w:ascii="Times New Roman" w:hAnsi="Times New Roman" w:cs="Times New Roman"/>
-          <w:sz w:val="28"/>
-        </w:rPr>
-        <w:t>Java</w:t>
-      </w:r>
-      <w:r>
-        <w:rPr>
-          <w:rFonts w:ascii="Times New Roman" w:hAnsi="Times New Roman" w:cs="Times New Roman"/>
-          <w:sz w:val="28"/>
-          <w:lang w:val="ru-RU"/>
-        </w:rPr>
-        <w:t xml:space="preserve"> </w:t>
-      </w:r>
-      <w:r>
-        <w:rPr>
-          <w:rFonts w:ascii="Times New Roman" w:hAnsi="Times New Roman" w:cs="Times New Roman"/>
-          <w:sz w:val="28"/>
-        </w:rPr>
-        <w:t>SE</w:t>
-      </w:r>
-      <w:r>
-        <w:rPr>
-          <w:rFonts w:ascii="Times New Roman" w:hAnsi="Times New Roman" w:cs="Times New Roman"/>
-          <w:sz w:val="28"/>
-          <w:lang w:val="ru-RU"/>
-        </w:rPr>
-        <w:t xml:space="preserve"> 17</w:t>
-      </w:r>
-      <w:r>
-        <w:rPr>
-          <w:rFonts w:ascii="Times New Roman" w:hAnsi="Times New Roman" w:cs="Times New Roman"/>
-          <w:sz w:val="28"/>
-          <w:lang w:val="ru-RU"/>
-        </w:rPr>
-        <w:t xml:space="preserve"> или выше;</w:t>
+        <w:t xml:space="preserve">4.3.3 Наличие установленного и доступного сервера </w:t>
+      </w:r>
+      <w:r>
+        <w:rPr>
+          <w:rFonts w:ascii="Times New Roman" w:hAnsi="Times New Roman" w:cs="Times New Roman"/>
+          <w:sz w:val="28"/>
+        </w:rPr>
+        <w:t>MySQL</w:t>
+      </w:r>
+      <w:r>
+        <w:rPr>
+          <w:rFonts w:ascii="Times New Roman" w:hAnsi="Times New Roman" w:cs="Times New Roman"/>
+          <w:sz w:val="28"/>
+          <w:lang w:val="ru-RU"/>
+        </w:rPr>
+        <w:t xml:space="preserve"> 8.0;</w:t>
       </w:r>
     </w:p>
     <w:p>
@@ -2913,31 +3171,96 @@
         <w:rPr>
           <w:rFonts w:ascii="Times New Roman" w:hAnsi="Times New Roman" w:cs="Times New Roman"/>
           <w:sz w:val="28"/>
-          <w:lang w:val="ru-RU"/>
-        </w:rPr>
-      </w:pPr>
-      <w:r>
-        <w:rPr>
-          <w:rFonts w:ascii="Times New Roman" w:hAnsi="Times New Roman" w:cs="Times New Roman"/>
-          <w:sz w:val="28"/>
-          <w:lang w:val="ru-RU"/>
-        </w:rPr>
-        <w:t xml:space="preserve">4.3.3 Наличие установленного и доступного сервера </w:t>
-      </w:r>
-      <w:r>
-        <w:rPr>
-          <w:rFonts w:ascii="Times New Roman" w:hAnsi="Times New Roman" w:cs="Times New Roman"/>
-          <w:sz w:val="28"/>
-        </w:rPr>
-        <w:t>MySQL</w:t>
-      </w:r>
-      <w:r>
-        <w:rPr>
-          <w:rFonts w:ascii="Times New Roman" w:hAnsi="Times New Roman" w:cs="Times New Roman"/>
-          <w:sz w:val="28"/>
-          <w:lang w:val="ru-RU"/>
-        </w:rPr>
-        <w:t xml:space="preserve"> 8.0;</w:t>
+          <w:szCs w:val="28"/>
+          <w:lang w:val="ru-RU"/>
+        </w:rPr>
+      </w:pPr>
+      <w:r>
+        <w:rPr>
+          <w:rFonts w:ascii="Times New Roman" w:hAnsi="Times New Roman" w:cs="Times New Roman"/>
+          <w:sz w:val="28"/>
+          <w:lang w:val="ru-RU"/>
+        </w:rPr>
+        <w:t>4.3.4</w:t>
+      </w:r>
+      <w:proofErr w:type="gramStart"/>
+      <w:r>
+        <w:rPr>
+          <w:rFonts w:ascii="Times New Roman" w:hAnsi="Times New Roman" w:cs="Times New Roman"/>
+          <w:sz w:val="28"/>
+          <w:lang w:val="ru-RU"/>
+        </w:rPr>
+        <w:t xml:space="preserve"> </w:t>
+      </w:r>
+      <w:r>
+        <w:rPr>
+          <w:rFonts w:ascii="Times New Roman" w:hAnsi="Times New Roman" w:cs="Times New Roman"/>
+          <w:sz w:val="28"/>
+          <w:lang w:val="ru-RU"/>
+        </w:rPr>
+        <w:t>Д</w:t>
+      </w:r>
+      <w:proofErr w:type="gramEnd"/>
+      <w:r>
+        <w:rPr>
+          <w:rFonts w:ascii="Times New Roman" w:hAnsi="Times New Roman" w:cs="Times New Roman"/>
+          <w:sz w:val="28"/>
+          <w:lang w:val="ru-RU"/>
+        </w:rPr>
+        <w:t xml:space="preserve">ля работы функций интеграции с </w:t>
+      </w:r>
+      <w:r>
+        <w:rPr>
+          <w:rFonts w:ascii="Times New Roman" w:hAnsi="Times New Roman" w:cs="Times New Roman"/>
+          <w:sz w:val="28"/>
+        </w:rPr>
+        <w:t>Google</w:t>
+      </w:r>
+      <w:r>
+        <w:rPr>
+          <w:rFonts w:ascii="Times New Roman" w:hAnsi="Times New Roman" w:cs="Times New Roman"/>
+          <w:sz w:val="28"/>
+          <w:lang w:val="ru-RU"/>
+        </w:rPr>
+        <w:t xml:space="preserve"> </w:t>
+      </w:r>
+      <w:r>
+        <w:rPr>
+          <w:rFonts w:ascii="Times New Roman" w:hAnsi="Times New Roman" w:cs="Times New Roman"/>
+          <w:sz w:val="28"/>
+        </w:rPr>
+        <w:t>Books</w:t>
+      </w:r>
+      <w:r>
+        <w:rPr>
+          <w:rFonts w:ascii="Times New Roman" w:hAnsi="Times New Roman" w:cs="Times New Roman"/>
+          <w:sz w:val="28"/>
+          <w:lang w:val="ru-RU"/>
+        </w:rPr>
+        <w:t xml:space="preserve"> </w:t>
+      </w:r>
+      <w:r>
+        <w:rPr>
+          <w:rFonts w:ascii="Times New Roman" w:hAnsi="Times New Roman" w:cs="Times New Roman"/>
+          <w:sz w:val="28"/>
+        </w:rPr>
+        <w:t>API</w:t>
+      </w:r>
+      <w:r>
+        <w:rPr>
+          <w:rFonts w:ascii="Times New Roman" w:hAnsi="Times New Roman" w:cs="Times New Roman"/>
+          <w:sz w:val="28"/>
+          <w:lang w:val="ru-RU"/>
+        </w:rPr>
+        <w:t xml:space="preserve"> </w:t>
+      </w:r>
+      <w:r>
+        <w:rPr>
+          <w:rFonts w:ascii="Times New Roman" w:hAnsi="Times New Roman" w:cs="Times New Roman"/>
+          <w:sz w:val="28"/>
+          <w:lang w:val="ru-RU"/>
+        </w:rPr>
+        <w:t>необходимо постоянное подключение к сети Интернет. Основной функционал доступен без подключения к Интернету при условии доступности локальной БД.</w:t>
       </w:r>
     </w:p>
     <w:p>
@@ -2953,93 +3276,6 @@
           <w:lang w:val="ru-RU"/>
         </w:rPr>
       </w:pPr>
-      <w:r>
-        <w:rPr>
-          <w:rFonts w:ascii="Times New Roman" w:hAnsi="Times New Roman" w:cs="Times New Roman"/>
-          <w:sz w:val="28"/>
-          <w:lang w:val="ru-RU"/>
-        </w:rPr>
-        <w:t>4.3.4</w:t>
-      </w:r>
-      <w:proofErr w:type="gramStart"/>
-      <w:r>
-        <w:rPr>
-          <w:rFonts w:ascii="Times New Roman" w:hAnsi="Times New Roman" w:cs="Times New Roman"/>
-          <w:sz w:val="28"/>
-          <w:lang w:val="ru-RU"/>
-        </w:rPr>
-        <w:t xml:space="preserve"> </w:t>
-      </w:r>
-      <w:r>
-        <w:rPr>
-          <w:rFonts w:ascii="Times New Roman" w:hAnsi="Times New Roman" w:cs="Times New Roman"/>
-          <w:sz w:val="28"/>
-          <w:lang w:val="ru-RU"/>
-        </w:rPr>
-        <w:t>Д</w:t>
-      </w:r>
-      <w:proofErr w:type="gramEnd"/>
-      <w:r>
-        <w:rPr>
-          <w:rFonts w:ascii="Times New Roman" w:hAnsi="Times New Roman" w:cs="Times New Roman"/>
-          <w:sz w:val="28"/>
-          <w:lang w:val="ru-RU"/>
-        </w:rPr>
-        <w:t xml:space="preserve">ля работы функций интеграции с </w:t>
-      </w:r>
-      <w:r>
-        <w:rPr>
-          <w:rFonts w:ascii="Times New Roman" w:hAnsi="Times New Roman" w:cs="Times New Roman"/>
-          <w:sz w:val="28"/>
-        </w:rPr>
-        <w:t>Google</w:t>
-      </w:r>
-      <w:r>
-        <w:rPr>
-          <w:rFonts w:ascii="Times New Roman" w:hAnsi="Times New Roman" w:cs="Times New Roman"/>
-          <w:sz w:val="28"/>
-          <w:lang w:val="ru-RU"/>
-        </w:rPr>
-        <w:t xml:space="preserve"> </w:t>
-      </w:r>
-      <w:r>
-        <w:rPr>
-          <w:rFonts w:ascii="Times New Roman" w:hAnsi="Times New Roman" w:cs="Times New Roman"/>
-          <w:sz w:val="28"/>
-        </w:rPr>
-        <w:t>Books</w:t>
-      </w:r>
-      <w:r>
-        <w:rPr>
-          <w:rFonts w:ascii="Times New Roman" w:hAnsi="Times New Roman" w:cs="Times New Roman"/>
-          <w:sz w:val="28"/>
-          <w:lang w:val="ru-RU"/>
-        </w:rPr>
-        <w:t xml:space="preserve"> </w:t>
-      </w:r>
-      <w:r>
-        <w:rPr>
-          <w:rFonts w:ascii="Times New Roman" w:hAnsi="Times New Roman" w:cs="Times New Roman"/>
-          <w:sz w:val="28"/>
-        </w:rPr>
-        <w:t>API</w:t>
-      </w:r>
-      <w:r>
-        <w:rPr>
-          <w:rFonts w:ascii="Times New Roman" w:hAnsi="Times New Roman" w:cs="Times New Roman"/>
-          <w:sz w:val="28"/>
-          <w:lang w:val="ru-RU"/>
-        </w:rPr>
-        <w:t xml:space="preserve"> </w:t>
-      </w:r>
-      <w:r>
-        <w:rPr>
-          <w:rFonts w:ascii="Times New Roman" w:hAnsi="Times New Roman" w:cs="Times New Roman"/>
-          <w:sz w:val="28"/>
-          <w:lang w:val="ru-RU"/>
-        </w:rPr>
-        <w:t>необходимо постоянное подключение к сети Интернет. Основной функционал доступен без подключения к Интернету при условии доступности локальной БД.</w:t>
-      </w:r>
     </w:p>
     <w:p>
       <w:pPr>
@@ -3054,6 +3290,16 @@
           <w:lang w:val="ru-RU"/>
         </w:rPr>
       </w:pPr>
+      <w:r>
+        <w:rPr>
+          <w:rFonts w:ascii="Times New Roman" w:hAnsi="Times New Roman" w:cs="Times New Roman"/>
+          <w:sz w:val="28"/>
+          <w:szCs w:val="28"/>
+          <w:lang w:val="ru-RU"/>
+        </w:rPr>
+        <w:lastRenderedPageBreak/>
+        <w:t>4.4   Требования к составу и параметрам технических средств:</w:t>
+      </w:r>
     </w:p>
     <w:p>
       <w:pPr>
@@ -3075,7 +3321,17 @@
           <w:szCs w:val="28"/>
           <w:lang w:val="ru-RU"/>
         </w:rPr>
-        <w:t>4.4   Требования к составу и параметрам технических средств:</w:t>
+        <w:t xml:space="preserve">4.4.1   </w:t>
+      </w:r>
+      <w:bookmarkStart w:id="1" w:name="_Hlk217670560"/>
+      <w:r>
+        <w:rPr>
+          <w:rFonts w:ascii="Times New Roman" w:hAnsi="Times New Roman" w:cs="Times New Roman"/>
+          <w:sz w:val="28"/>
+          <w:szCs w:val="28"/>
+          <w:lang w:val="ru-RU"/>
+        </w:rPr>
+        <w:t>Процессор с тактовой частотой не менее 1.5 ГГц;</w:t>
       </w:r>
     </w:p>
     <w:p>
@@ -3098,17 +3354,25 @@
           <w:szCs w:val="28"/>
           <w:lang w:val="ru-RU"/>
         </w:rPr>
-        <w:t xml:space="preserve">4.4.1   </w:t>
-      </w:r>
-      <w:bookmarkStart w:id="1" w:name="_Hlk217670560"/>
-      <w:r>
-        <w:rPr>
-          <w:rFonts w:ascii="Times New Roman" w:hAnsi="Times New Roman" w:cs="Times New Roman"/>
-          <w:sz w:val="28"/>
-          <w:szCs w:val="28"/>
-          <w:lang w:val="ru-RU"/>
-        </w:rPr>
-        <w:t>Процессор с тактовой частотой не менее 1.5 ГГц;</w:t>
+        <w:t>4.4.2   М</w:t>
+      </w:r>
+      <w:r>
+        <w:rPr>
+          <w:rFonts w:ascii="Times New Roman" w:hAnsi="Times New Roman" w:cs="Times New Roman"/>
+          <w:sz w:val="28"/>
+          <w:szCs w:val="28"/>
+          <w:lang w:val="ru-RU"/>
+        </w:rPr>
+        <w:t>инимальный объем ОЗУ: 4</w:t>
+      </w:r>
+      <w:r>
+        <w:rPr>
+          <w:rFonts w:ascii="Times New Roman" w:hAnsi="Times New Roman" w:cs="Times New Roman"/>
+          <w:sz w:val="28"/>
+          <w:szCs w:val="28"/>
+          <w:lang w:val="ru-RU"/>
+        </w:rPr>
+        <w:t xml:space="preserve"> Гб;</w:t>
       </w:r>
     </w:p>
     <w:p>
@@ -3131,25 +3395,17 @@
           <w:szCs w:val="28"/>
           <w:lang w:val="ru-RU"/>
         </w:rPr>
-        <w:t>4.4.2   М</w:t>
-      </w:r>
-      <w:r>
-        <w:rPr>
-          <w:rFonts w:ascii="Times New Roman" w:hAnsi="Times New Roman" w:cs="Times New Roman"/>
-          <w:sz w:val="28"/>
-          <w:szCs w:val="28"/>
-          <w:lang w:val="ru-RU"/>
-        </w:rPr>
-        <w:t>инимальный объем ОЗУ: 4</w:t>
-      </w:r>
-      <w:r>
-        <w:rPr>
-          <w:rFonts w:ascii="Times New Roman" w:hAnsi="Times New Roman" w:cs="Times New Roman"/>
-          <w:sz w:val="28"/>
-          <w:szCs w:val="28"/>
-          <w:lang w:val="ru-RU"/>
-        </w:rPr>
-        <w:t xml:space="preserve"> Гб;</w:t>
+        <w:t xml:space="preserve">4.4.3   </w:t>
+      </w:r>
+      <w:bookmarkEnd w:id="1"/>
+      <w:r>
+        <w:rPr>
+          <w:rFonts w:ascii="Times New Roman" w:hAnsi="Times New Roman" w:cs="Times New Roman"/>
+          <w:sz w:val="28"/>
+          <w:szCs w:val="28"/>
+          <w:lang w:val="ru-RU"/>
+        </w:rPr>
+        <w:t>Свободное дисковое пространство: не менее 500 Мб (с учетом БД и логов);</w:t>
       </w:r>
     </w:p>
     <w:p>
@@ -3172,18 +3428,84 @@
           <w:szCs w:val="28"/>
           <w:lang w:val="ru-RU"/>
         </w:rPr>
-        <w:lastRenderedPageBreak/>
-        <w:t xml:space="preserve">4.4.3   </w:t>
-      </w:r>
-      <w:bookmarkEnd w:id="1"/>
-      <w:r>
-        <w:rPr>
-          <w:rFonts w:ascii="Times New Roman" w:hAnsi="Times New Roman" w:cs="Times New Roman"/>
-          <w:sz w:val="28"/>
-          <w:szCs w:val="28"/>
-          <w:lang w:val="ru-RU"/>
-        </w:rPr>
-        <w:t>Свободное дисковое пространство: не менее 500 Мб (с учетом БД и логов);</w:t>
+        <w:t xml:space="preserve">4.4.4   Наличие сетевого адаптера для доступа к </w:t>
+      </w:r>
+      <w:r>
+        <w:rPr>
+          <w:rFonts w:ascii="Times New Roman" w:hAnsi="Times New Roman" w:cs="Times New Roman"/>
+          <w:sz w:val="28"/>
+          <w:szCs w:val="28"/>
+        </w:rPr>
+        <w:t>Google</w:t>
+      </w:r>
+      <w:r>
+        <w:rPr>
+          <w:rFonts w:ascii="Times New Roman" w:hAnsi="Times New Roman" w:cs="Times New Roman"/>
+          <w:sz w:val="28"/>
+          <w:szCs w:val="28"/>
+          <w:lang w:val="ru-RU"/>
+        </w:rPr>
+        <w:t xml:space="preserve"> </w:t>
+      </w:r>
+      <w:r>
+        <w:rPr>
+          <w:rFonts w:ascii="Times New Roman" w:hAnsi="Times New Roman" w:cs="Times New Roman"/>
+          <w:sz w:val="28"/>
+          <w:szCs w:val="28"/>
+        </w:rPr>
+        <w:t>Books</w:t>
+      </w:r>
+      <w:r>
+        <w:rPr>
+          <w:rFonts w:ascii="Times New Roman" w:hAnsi="Times New Roman" w:cs="Times New Roman"/>
+          <w:sz w:val="28"/>
+          <w:szCs w:val="28"/>
+          <w:lang w:val="ru-RU"/>
+        </w:rPr>
+        <w:t xml:space="preserve"> </w:t>
+      </w:r>
+      <w:r>
+        <w:rPr>
+          <w:rFonts w:ascii="Times New Roman" w:hAnsi="Times New Roman" w:cs="Times New Roman"/>
+          <w:sz w:val="28"/>
+          <w:szCs w:val="28"/>
+        </w:rPr>
+        <w:t>API</w:t>
+      </w:r>
+      <w:r>
+        <w:rPr>
+          <w:rFonts w:ascii="Times New Roman" w:hAnsi="Times New Roman" w:cs="Times New Roman"/>
+          <w:sz w:val="28"/>
+          <w:szCs w:val="28"/>
+          <w:lang w:val="ru-RU"/>
+        </w:rPr>
+        <w:t xml:space="preserve"> </w:t>
+      </w:r>
+      <w:r>
+        <w:rPr>
+          <w:rFonts w:ascii="Times New Roman" w:hAnsi="Times New Roman" w:cs="Times New Roman"/>
+          <w:sz w:val="28"/>
+          <w:szCs w:val="28"/>
+          <w:lang w:val="ru-RU"/>
+        </w:rPr>
+        <w:t xml:space="preserve">и к локальному серверу </w:t>
+      </w:r>
+      <w:r>
+        <w:rPr>
+          <w:rFonts w:ascii="Times New Roman" w:hAnsi="Times New Roman" w:cs="Times New Roman"/>
+          <w:sz w:val="28"/>
+          <w:szCs w:val="28"/>
+        </w:rPr>
+        <w:t>MySQL</w:t>
+      </w:r>
+      <w:r>
+        <w:rPr>
+          <w:rFonts w:ascii="Times New Roman" w:hAnsi="Times New Roman" w:cs="Times New Roman"/>
+          <w:sz w:val="28"/>
+          <w:szCs w:val="28"/>
+          <w:lang w:val="ru-RU"/>
+        </w:rPr>
+        <w:t>.</w:t>
       </w:r>
     </w:p>
     <w:p>
@@ -3199,92 +3521,6 @@
           <w:lang w:val="ru-RU"/>
         </w:rPr>
       </w:pPr>
-      <w:r>
-        <w:rPr>
-          <w:rFonts w:ascii="Times New Roman" w:hAnsi="Times New Roman" w:cs="Times New Roman"/>
-          <w:sz w:val="28"/>
-          <w:szCs w:val="28"/>
-          <w:lang w:val="ru-RU"/>
-        </w:rPr>
-        <w:t xml:space="preserve">4.4.4   Наличие сетевого адаптера для доступа к </w:t>
-      </w:r>
-      <w:r>
-        <w:rPr>
-          <w:rFonts w:ascii="Times New Roman" w:hAnsi="Times New Roman" w:cs="Times New Roman"/>
-          <w:sz w:val="28"/>
-          <w:szCs w:val="28"/>
-        </w:rPr>
-        <w:t>Google</w:t>
-      </w:r>
-      <w:r>
-        <w:rPr>
-          <w:rFonts w:ascii="Times New Roman" w:hAnsi="Times New Roman" w:cs="Times New Roman"/>
-          <w:sz w:val="28"/>
-          <w:szCs w:val="28"/>
-          <w:lang w:val="ru-RU"/>
-        </w:rPr>
-        <w:t xml:space="preserve"> </w:t>
-      </w:r>
-      <w:r>
-        <w:rPr>
-          <w:rFonts w:ascii="Times New Roman" w:hAnsi="Times New Roman" w:cs="Times New Roman"/>
-          <w:sz w:val="28"/>
-          <w:szCs w:val="28"/>
-        </w:rPr>
-        <w:t>Books</w:t>
-      </w:r>
-      <w:r>
-        <w:rPr>
-          <w:rFonts w:ascii="Times New Roman" w:hAnsi="Times New Roman" w:cs="Times New Roman"/>
-          <w:sz w:val="28"/>
-          <w:szCs w:val="28"/>
-          <w:lang w:val="ru-RU"/>
-        </w:rPr>
-        <w:t xml:space="preserve"> </w:t>
-      </w:r>
-      <w:r>
-        <w:rPr>
-          <w:rFonts w:ascii="Times New Roman" w:hAnsi="Times New Roman" w:cs="Times New Roman"/>
-          <w:sz w:val="28"/>
-          <w:szCs w:val="28"/>
-        </w:rPr>
-        <w:t>API</w:t>
-      </w:r>
-      <w:r>
-        <w:rPr>
-          <w:rFonts w:ascii="Times New Roman" w:hAnsi="Times New Roman" w:cs="Times New Roman"/>
-          <w:sz w:val="28"/>
-          <w:szCs w:val="28"/>
-          <w:lang w:val="ru-RU"/>
-        </w:rPr>
-        <w:t xml:space="preserve"> </w:t>
-      </w:r>
-      <w:r>
-        <w:rPr>
-          <w:rFonts w:ascii="Times New Roman" w:hAnsi="Times New Roman" w:cs="Times New Roman"/>
-          <w:sz w:val="28"/>
-          <w:szCs w:val="28"/>
-          <w:lang w:val="ru-RU"/>
-        </w:rPr>
-        <w:t xml:space="preserve">и к локальному серверу </w:t>
-      </w:r>
-      <w:r>
-        <w:rPr>
-          <w:rFonts w:ascii="Times New Roman" w:hAnsi="Times New Roman" w:cs="Times New Roman"/>
-          <w:sz w:val="28"/>
-          <w:szCs w:val="28"/>
-        </w:rPr>
-        <w:t>MySQL</w:t>
-      </w:r>
-      <w:r>
-        <w:rPr>
-          <w:rFonts w:ascii="Times New Roman" w:hAnsi="Times New Roman" w:cs="Times New Roman"/>
-          <w:sz w:val="28"/>
-          <w:szCs w:val="28"/>
-          <w:lang w:val="ru-RU"/>
-        </w:rPr>
-        <w:t>.</w:t>
-      </w:r>
     </w:p>
     <w:p>
       <w:pPr>
@@ -3299,6 +3535,15 @@
           <w:lang w:val="ru-RU"/>
         </w:rPr>
       </w:pPr>
+      <w:r>
+        <w:rPr>
+          <w:rFonts w:ascii="Times New Roman" w:hAnsi="Times New Roman" w:cs="Times New Roman"/>
+          <w:sz w:val="28"/>
+          <w:szCs w:val="28"/>
+          <w:lang w:val="ru-RU"/>
+        </w:rPr>
+        <w:t>4.5   Требования к информационной и программной совместимости:</w:t>
+      </w:r>
     </w:p>
     <w:p>
       <w:pPr>
@@ -3320,7 +3565,33 @@
           <w:szCs w:val="28"/>
           <w:lang w:val="ru-RU"/>
         </w:rPr>
-        <w:t>4.5   Требования к информационной и программной совместимости:</w:t>
+        <w:t>4.5.1   Я</w:t>
+      </w:r>
+      <w:r>
+        <w:rPr>
+          <w:rFonts w:ascii="Times New Roman" w:hAnsi="Times New Roman" w:cs="Times New Roman"/>
+          <w:sz w:val="28"/>
+          <w:szCs w:val="28"/>
+          <w:lang w:val="ru-RU"/>
+        </w:rPr>
+        <w:t xml:space="preserve">зык программирования: </w:t>
+      </w:r>
+      <w:r>
+        <w:rPr>
+          <w:rFonts w:ascii="Times New Roman" w:hAnsi="Times New Roman" w:cs="Times New Roman"/>
+          <w:sz w:val="28"/>
+          <w:szCs w:val="28"/>
+        </w:rPr>
+        <w:t>Java</w:t>
+      </w:r>
+      <w:r>
+        <w:rPr>
+          <w:rFonts w:ascii="Times New Roman" w:hAnsi="Times New Roman" w:cs="Times New Roman"/>
+          <w:sz w:val="28"/>
+          <w:szCs w:val="28"/>
+          <w:lang w:val="ru-RU"/>
+        </w:rPr>
+        <w:t>;</w:t>
       </w:r>
     </w:p>
     <w:p>
@@ -3343,24 +3614,43 @@
           <w:szCs w:val="28"/>
           <w:lang w:val="ru-RU"/>
         </w:rPr>
-        <w:t>4.5.1   Я</w:t>
-      </w:r>
-      <w:r>
-        <w:rPr>
-          <w:rFonts w:ascii="Times New Roman" w:hAnsi="Times New Roman" w:cs="Times New Roman"/>
-          <w:sz w:val="28"/>
-          <w:szCs w:val="28"/>
-          <w:lang w:val="ru-RU"/>
-        </w:rPr>
-        <w:t xml:space="preserve">зык программирования: </w:t>
-      </w:r>
-      <w:r>
-        <w:rPr>
-          <w:rFonts w:ascii="Times New Roman" w:hAnsi="Times New Roman" w:cs="Times New Roman"/>
-          <w:sz w:val="28"/>
-          <w:szCs w:val="28"/>
-        </w:rPr>
-        <w:t>Java</w:t>
+        <w:t>4.5.2   С</w:t>
+      </w:r>
+      <w:r>
+        <w:rPr>
+          <w:rFonts w:ascii="Times New Roman" w:hAnsi="Times New Roman" w:cs="Times New Roman"/>
+          <w:sz w:val="28"/>
+          <w:szCs w:val="28"/>
+          <w:lang w:val="ru-RU"/>
+        </w:rPr>
+        <w:t xml:space="preserve">реда разработки: </w:t>
+      </w:r>
+      <w:proofErr w:type="spellStart"/>
+      <w:r>
+        <w:rPr>
+          <w:rFonts w:ascii="Times New Roman" w:hAnsi="Times New Roman" w:cs="Times New Roman"/>
+          <w:sz w:val="28"/>
+          <w:szCs w:val="28"/>
+        </w:rPr>
+        <w:t>Intellij</w:t>
+      </w:r>
+      <w:proofErr w:type="spellEnd"/>
+      <w:r>
+        <w:rPr>
+          <w:rFonts w:ascii="Times New Roman" w:hAnsi="Times New Roman" w:cs="Times New Roman"/>
+          <w:sz w:val="28"/>
+          <w:szCs w:val="28"/>
+          <w:lang w:val="ru-RU"/>
+        </w:rPr>
+        <w:t xml:space="preserve"> </w:t>
+      </w:r>
+      <w:r>
+        <w:rPr>
+          <w:rFonts w:ascii="Times New Roman" w:hAnsi="Times New Roman" w:cs="Times New Roman"/>
+          <w:sz w:val="28"/>
+          <w:szCs w:val="28"/>
+        </w:rPr>
+        <w:t>IDEA</w:t>
       </w:r>
       <w:r>
         <w:rPr>
@@ -3392,27 +3682,26 @@
           <w:szCs w:val="28"/>
           <w:lang w:val="ru-RU"/>
         </w:rPr>
-        <w:t>4.5.2   С</w:t>
-      </w:r>
-      <w:r>
-        <w:rPr>
-          <w:rFonts w:ascii="Times New Roman" w:hAnsi="Times New Roman" w:cs="Times New Roman"/>
-          <w:sz w:val="28"/>
-          <w:szCs w:val="28"/>
-          <w:lang w:val="ru-RU"/>
-        </w:rPr>
-        <w:t xml:space="preserve">реда разработки: </w:t>
-      </w:r>
-      <w:proofErr w:type="spellStart"/>
-      <w:r>
-        <w:rPr>
-          <w:rFonts w:ascii="Times New Roman" w:hAnsi="Times New Roman" w:cs="Times New Roman"/>
-          <w:sz w:val="28"/>
-          <w:szCs w:val="28"/>
-        </w:rPr>
-        <w:t>Intellij</w:t>
-      </w:r>
-      <w:proofErr w:type="spellEnd"/>
+        <w:t xml:space="preserve">4.5.3   </w:t>
+      </w:r>
+      <w:r>
+        <w:rPr>
+          <w:rFonts w:ascii="Times New Roman" w:hAnsi="Times New Roman" w:cs="Times New Roman"/>
+          <w:sz w:val="28"/>
+          <w:szCs w:val="28"/>
+          <w:lang w:val="ru-RU"/>
+        </w:rPr>
+        <w:t>Графический интерфейс</w:t>
+      </w:r>
+      <w:r>
+        <w:rPr>
+          <w:rFonts w:ascii="Times New Roman" w:hAnsi="Times New Roman" w:cs="Times New Roman"/>
+          <w:sz w:val="28"/>
+          <w:szCs w:val="28"/>
+          <w:lang w:val="ru-RU"/>
+        </w:rPr>
+        <w:t>:</w:t>
+      </w:r>
       <w:r>
         <w:rPr>
           <w:rFonts w:ascii="Times New Roman" w:hAnsi="Times New Roman" w:cs="Times New Roman"/>
@@ -3428,7 +3717,7 @@
           <w:sz w:val="28"/>
           <w:szCs w:val="28"/>
         </w:rPr>
-        <w:t>IDEA</w:t>
+        <w:t>Swing</w:t>
       </w:r>
       <w:r>
         <w:rPr>
@@ -3460,26 +3749,62 @@
           <w:szCs w:val="28"/>
           <w:lang w:val="ru-RU"/>
         </w:rPr>
-        <w:t xml:space="preserve">4.5.3   </w:t>
-      </w:r>
-      <w:r>
-        <w:rPr>
-          <w:rFonts w:ascii="Times New Roman" w:hAnsi="Times New Roman" w:cs="Times New Roman"/>
-          <w:sz w:val="28"/>
-          <w:szCs w:val="28"/>
-          <w:lang w:val="ru-RU"/>
-        </w:rPr>
-        <w:t>Графический интерфейс</w:t>
-      </w:r>
-      <w:r>
-        <w:rPr>
-          <w:rFonts w:ascii="Times New Roman" w:hAnsi="Times New Roman" w:cs="Times New Roman"/>
-          <w:sz w:val="28"/>
-          <w:szCs w:val="28"/>
-          <w:lang w:val="ru-RU"/>
-        </w:rPr>
-        <w:t>:</w:t>
-      </w:r>
+        <w:t xml:space="preserve">4.5.4 </w:t>
+      </w:r>
+      <w:r>
+        <w:rPr>
+          <w:rFonts w:ascii="Times New Roman" w:hAnsi="Times New Roman" w:cs="Times New Roman"/>
+          <w:sz w:val="28"/>
+          <w:szCs w:val="28"/>
+          <w:lang w:val="ru-RU"/>
+        </w:rPr>
+        <w:t xml:space="preserve">БД: </w:t>
+      </w:r>
+      <w:r>
+        <w:rPr>
+          <w:rFonts w:ascii="Times New Roman" w:hAnsi="Times New Roman" w:cs="Times New Roman"/>
+          <w:sz w:val="28"/>
+          <w:szCs w:val="28"/>
+        </w:rPr>
+        <w:t>MySQL</w:t>
+      </w:r>
+      <w:r>
+        <w:rPr>
+          <w:rFonts w:ascii="Times New Roman" w:hAnsi="Times New Roman" w:cs="Times New Roman"/>
+          <w:sz w:val="28"/>
+          <w:szCs w:val="28"/>
+          <w:lang w:val="ru-RU"/>
+        </w:rPr>
+        <w:t xml:space="preserve"> 8.</w:t>
+      </w:r>
+      <w:r>
+        <w:rPr>
+          <w:rFonts w:ascii="Times New Roman" w:hAnsi="Times New Roman" w:cs="Times New Roman"/>
+          <w:sz w:val="28"/>
+          <w:szCs w:val="28"/>
+          <w:lang w:val="ru-RU"/>
+        </w:rPr>
+        <w:t>0</w:t>
+      </w:r>
+      <w:r>
+        <w:rPr>
+          <w:rFonts w:ascii="Times New Roman" w:hAnsi="Times New Roman" w:cs="Times New Roman"/>
+          <w:sz w:val="28"/>
+          <w:szCs w:val="28"/>
+          <w:lang w:val="ru-RU"/>
+        </w:rPr>
+        <w:t xml:space="preserve"> и СУБД </w:t>
+      </w:r>
+      <w:proofErr w:type="spellStart"/>
+      <w:r>
+        <w:rPr>
+          <w:rFonts w:ascii="Times New Roman" w:hAnsi="Times New Roman" w:cs="Times New Roman"/>
+          <w:sz w:val="28"/>
+          <w:szCs w:val="28"/>
+        </w:rPr>
+        <w:t>DBeaver</w:t>
+      </w:r>
+      <w:proofErr w:type="spellEnd"/>
       <w:r>
         <w:rPr>
           <w:rFonts w:ascii="Times New Roman" w:hAnsi="Times New Roman" w:cs="Times New Roman"/>
@@ -3495,8 +3820,78 @@
           <w:sz w:val="28"/>
           <w:szCs w:val="28"/>
         </w:rPr>
-        <w:t>Swing</w:t>
-      </w:r>
+        <w:t>Community</w:t>
+      </w:r>
+      <w:r>
+        <w:rPr>
+          <w:rFonts w:ascii="Times New Roman" w:hAnsi="Times New Roman" w:cs="Times New Roman"/>
+          <w:sz w:val="28"/>
+          <w:szCs w:val="28"/>
+          <w:lang w:val="ru-RU"/>
+        </w:rPr>
+        <w:t xml:space="preserve"> </w:t>
+      </w:r>
+      <w:r>
+        <w:rPr>
+          <w:rFonts w:ascii="Times New Roman" w:hAnsi="Times New Roman" w:cs="Times New Roman"/>
+          <w:sz w:val="28"/>
+          <w:szCs w:val="28"/>
+        </w:rPr>
+        <w:t>Edition</w:t>
+      </w:r>
+      <w:r>
+        <w:rPr>
+          <w:rFonts w:ascii="Times New Roman" w:hAnsi="Times New Roman" w:cs="Times New Roman"/>
+          <w:sz w:val="28"/>
+          <w:szCs w:val="28"/>
+          <w:lang w:val="ru-RU"/>
+        </w:rPr>
+        <w:t xml:space="preserve">, </w:t>
+      </w:r>
+      <w:r>
+        <w:rPr>
+          <w:rFonts w:ascii="Times New Roman" w:hAnsi="Times New Roman" w:cs="Times New Roman"/>
+          <w:sz w:val="28"/>
+          <w:szCs w:val="28"/>
+          <w:lang w:val="ru-RU"/>
+        </w:rPr>
+        <w:t xml:space="preserve">подключение через </w:t>
+      </w:r>
+      <w:r>
+        <w:rPr>
+          <w:rFonts w:ascii="Times New Roman" w:hAnsi="Times New Roman" w:cs="Times New Roman"/>
+          <w:sz w:val="28"/>
+          <w:szCs w:val="28"/>
+        </w:rPr>
+        <w:t>JDBC</w:t>
+      </w:r>
+      <w:r>
+        <w:rPr>
+          <w:rFonts w:ascii="Times New Roman" w:hAnsi="Times New Roman" w:cs="Times New Roman"/>
+          <w:sz w:val="28"/>
+          <w:szCs w:val="28"/>
+          <w:lang w:val="ru-RU"/>
+        </w:rPr>
+        <w:t xml:space="preserve">, использование пула соединений </w:t>
+      </w:r>
+      <w:proofErr w:type="spellStart"/>
+      <w:r>
+        <w:rPr>
+          <w:rFonts w:ascii="Times New Roman" w:hAnsi="Times New Roman" w:cs="Times New Roman"/>
+          <w:sz w:val="28"/>
+          <w:szCs w:val="28"/>
+        </w:rPr>
+        <w:t>Hikari</w:t>
+      </w:r>
+      <w:r>
+        <w:rPr>
+          <w:rFonts w:ascii="Times New Roman" w:hAnsi="Times New Roman" w:cs="Times New Roman"/>
+          <w:sz w:val="28"/>
+          <w:szCs w:val="28"/>
+        </w:rPr>
+        <w:t>CP</w:t>
+      </w:r>
+      <w:proofErr w:type="spellEnd"/>
       <w:r>
         <w:rPr>
           <w:rFonts w:ascii="Times New Roman" w:hAnsi="Times New Roman" w:cs="Times New Roman"/>
@@ -3527,149 +3922,144 @@
           <w:szCs w:val="28"/>
           <w:lang w:val="ru-RU"/>
         </w:rPr>
-        <w:t xml:space="preserve">4.5.4 </w:t>
-      </w:r>
-      <w:r>
-        <w:rPr>
-          <w:rFonts w:ascii="Times New Roman" w:hAnsi="Times New Roman" w:cs="Times New Roman"/>
-          <w:sz w:val="28"/>
-          <w:szCs w:val="28"/>
-          <w:lang w:val="ru-RU"/>
-        </w:rPr>
-        <w:t xml:space="preserve">БД: </w:t>
-      </w:r>
-      <w:r>
-        <w:rPr>
-          <w:rFonts w:ascii="Times New Roman" w:hAnsi="Times New Roman" w:cs="Times New Roman"/>
-          <w:sz w:val="28"/>
-          <w:szCs w:val="28"/>
-        </w:rPr>
-        <w:t>MySQL</w:t>
-      </w:r>
-      <w:r>
-        <w:rPr>
-          <w:rFonts w:ascii="Times New Roman" w:hAnsi="Times New Roman" w:cs="Times New Roman"/>
-          <w:sz w:val="28"/>
-          <w:szCs w:val="28"/>
-          <w:lang w:val="ru-RU"/>
-        </w:rPr>
-        <w:t xml:space="preserve"> 8.</w:t>
-      </w:r>
-      <w:r>
-        <w:rPr>
-          <w:rFonts w:ascii="Times New Roman" w:hAnsi="Times New Roman" w:cs="Times New Roman"/>
-          <w:sz w:val="28"/>
-          <w:szCs w:val="28"/>
-          <w:lang w:val="ru-RU"/>
-        </w:rPr>
-        <w:t>0</w:t>
-      </w:r>
-      <w:r>
-        <w:rPr>
-          <w:rFonts w:ascii="Times New Roman" w:hAnsi="Times New Roman" w:cs="Times New Roman"/>
-          <w:sz w:val="28"/>
-          <w:szCs w:val="28"/>
-          <w:lang w:val="ru-RU"/>
-        </w:rPr>
-        <w:t xml:space="preserve"> и СУБД </w:t>
+        <w:t xml:space="preserve">4.5.5  Интеграция с </w:t>
+      </w:r>
+      <w:proofErr w:type="gramStart"/>
+      <w:r>
+        <w:rPr>
+          <w:rFonts w:ascii="Times New Roman" w:hAnsi="Times New Roman" w:cs="Times New Roman"/>
+          <w:sz w:val="28"/>
+          <w:szCs w:val="28"/>
+          <w:lang w:val="ru-RU"/>
+        </w:rPr>
+        <w:t>внешним</w:t>
+      </w:r>
+      <w:proofErr w:type="gramEnd"/>
+      <w:r>
+        <w:rPr>
+          <w:rFonts w:ascii="Times New Roman" w:hAnsi="Times New Roman" w:cs="Times New Roman"/>
+          <w:sz w:val="28"/>
+          <w:szCs w:val="28"/>
+          <w:lang w:val="ru-RU"/>
+        </w:rPr>
+        <w:t xml:space="preserve"> </w:t>
+      </w:r>
+      <w:r>
+        <w:rPr>
+          <w:rFonts w:ascii="Times New Roman" w:hAnsi="Times New Roman" w:cs="Times New Roman"/>
+          <w:sz w:val="28"/>
+          <w:szCs w:val="28"/>
+        </w:rPr>
+        <w:t>API</w:t>
+      </w:r>
+      <w:r>
+        <w:rPr>
+          <w:rFonts w:ascii="Times New Roman" w:hAnsi="Times New Roman" w:cs="Times New Roman"/>
+          <w:sz w:val="28"/>
+          <w:szCs w:val="28"/>
+          <w:lang w:val="ru-RU"/>
+        </w:rPr>
+        <w:t xml:space="preserve">: </w:t>
+      </w:r>
+      <w:r>
+        <w:rPr>
+          <w:rFonts w:ascii="Times New Roman" w:hAnsi="Times New Roman" w:cs="Times New Roman"/>
+          <w:sz w:val="28"/>
+          <w:szCs w:val="28"/>
+        </w:rPr>
+        <w:t>Google</w:t>
+      </w:r>
+      <w:r>
+        <w:rPr>
+          <w:rFonts w:ascii="Times New Roman" w:hAnsi="Times New Roman" w:cs="Times New Roman"/>
+          <w:sz w:val="28"/>
+          <w:szCs w:val="28"/>
+          <w:lang w:val="ru-RU"/>
+        </w:rPr>
+        <w:t xml:space="preserve"> </w:t>
+      </w:r>
+      <w:r>
+        <w:rPr>
+          <w:rFonts w:ascii="Times New Roman" w:hAnsi="Times New Roman" w:cs="Times New Roman"/>
+          <w:sz w:val="28"/>
+          <w:szCs w:val="28"/>
+        </w:rPr>
+        <w:t>Books</w:t>
+      </w:r>
+      <w:r>
+        <w:rPr>
+          <w:rFonts w:ascii="Times New Roman" w:hAnsi="Times New Roman" w:cs="Times New Roman"/>
+          <w:sz w:val="28"/>
+          <w:szCs w:val="28"/>
+          <w:lang w:val="ru-RU"/>
+        </w:rPr>
+        <w:t xml:space="preserve"> </w:t>
+      </w:r>
+      <w:r>
+        <w:rPr>
+          <w:rFonts w:ascii="Times New Roman" w:hAnsi="Times New Roman" w:cs="Times New Roman"/>
+          <w:sz w:val="28"/>
+          <w:szCs w:val="28"/>
+        </w:rPr>
+        <w:t>API</w:t>
+      </w:r>
+      <w:r>
+        <w:rPr>
+          <w:rFonts w:ascii="Times New Roman" w:hAnsi="Times New Roman" w:cs="Times New Roman"/>
+          <w:sz w:val="28"/>
+          <w:szCs w:val="28"/>
+          <w:lang w:val="ru-RU"/>
+        </w:rPr>
+        <w:t xml:space="preserve">, </w:t>
+      </w:r>
+      <w:r>
+        <w:rPr>
+          <w:rFonts w:ascii="Times New Roman" w:hAnsi="Times New Roman" w:cs="Times New Roman"/>
+          <w:sz w:val="28"/>
+          <w:lang w:val="ru-RU"/>
+        </w:rPr>
+        <w:t xml:space="preserve">формат обмена – </w:t>
+      </w:r>
+      <w:r>
+        <w:rPr>
+          <w:rFonts w:ascii="Times New Roman" w:hAnsi="Times New Roman" w:cs="Times New Roman"/>
+          <w:sz w:val="28"/>
+        </w:rPr>
+        <w:t>JSON</w:t>
+      </w:r>
+      <w:r>
+        <w:rPr>
+          <w:rFonts w:ascii="Times New Roman" w:hAnsi="Times New Roman" w:cs="Times New Roman"/>
+          <w:sz w:val="28"/>
+          <w:lang w:val="ru-RU"/>
+        </w:rPr>
+        <w:t xml:space="preserve">, </w:t>
       </w:r>
       <w:proofErr w:type="spellStart"/>
       <w:r>
         <w:rPr>
           <w:rFonts w:ascii="Times New Roman" w:hAnsi="Times New Roman" w:cs="Times New Roman"/>
           <w:sz w:val="28"/>
-          <w:szCs w:val="28"/>
-        </w:rPr>
-        <w:t>DBeaver</w:t>
+          <w:lang w:val="ru-RU"/>
+        </w:rPr>
+        <w:t>парсинг</w:t>
       </w:r>
       <w:proofErr w:type="spellEnd"/>
       <w:r>
         <w:rPr>
           <w:rFonts w:ascii="Times New Roman" w:hAnsi="Times New Roman" w:cs="Times New Roman"/>
           <w:sz w:val="28"/>
-          <w:szCs w:val="28"/>
-          <w:lang w:val="ru-RU"/>
-        </w:rPr>
-        <w:t xml:space="preserve"> </w:t>
-      </w:r>
-      <w:r>
-        <w:rPr>
-          <w:rFonts w:ascii="Times New Roman" w:hAnsi="Times New Roman" w:cs="Times New Roman"/>
-          <w:sz w:val="28"/>
-          <w:szCs w:val="28"/>
-        </w:rPr>
-        <w:t>Community</w:t>
-      </w:r>
-      <w:r>
-        <w:rPr>
-          <w:rFonts w:ascii="Times New Roman" w:hAnsi="Times New Roman" w:cs="Times New Roman"/>
-          <w:sz w:val="28"/>
-          <w:szCs w:val="28"/>
-          <w:lang w:val="ru-RU"/>
-        </w:rPr>
-        <w:t xml:space="preserve"> </w:t>
-      </w:r>
-      <w:r>
-        <w:rPr>
-          <w:rFonts w:ascii="Times New Roman" w:hAnsi="Times New Roman" w:cs="Times New Roman"/>
-          <w:sz w:val="28"/>
-          <w:szCs w:val="28"/>
-        </w:rPr>
-        <w:t>Edition</w:t>
-      </w:r>
-      <w:r>
-        <w:rPr>
-          <w:rFonts w:ascii="Times New Roman" w:hAnsi="Times New Roman" w:cs="Times New Roman"/>
-          <w:sz w:val="28"/>
-          <w:szCs w:val="28"/>
-          <w:lang w:val="ru-RU"/>
-        </w:rPr>
-        <w:t xml:space="preserve">, </w:t>
-      </w:r>
-      <w:r>
-        <w:rPr>
-          <w:rFonts w:ascii="Times New Roman" w:hAnsi="Times New Roman" w:cs="Times New Roman"/>
-          <w:sz w:val="28"/>
-          <w:szCs w:val="28"/>
-          <w:lang w:val="ru-RU"/>
-        </w:rPr>
-        <w:t xml:space="preserve">подключение через </w:t>
-      </w:r>
-      <w:r>
-        <w:rPr>
-          <w:rFonts w:ascii="Times New Roman" w:hAnsi="Times New Roman" w:cs="Times New Roman"/>
-          <w:sz w:val="28"/>
-          <w:szCs w:val="28"/>
-        </w:rPr>
-        <w:t>JDBC</w:t>
-      </w:r>
-      <w:r>
-        <w:rPr>
-          <w:rFonts w:ascii="Times New Roman" w:hAnsi="Times New Roman" w:cs="Times New Roman"/>
-          <w:sz w:val="28"/>
-          <w:szCs w:val="28"/>
-          <w:lang w:val="ru-RU"/>
-        </w:rPr>
-        <w:t xml:space="preserve">, использование пула соединений </w:t>
-      </w:r>
-      <w:proofErr w:type="spellStart"/>
-      <w:r>
-        <w:rPr>
-          <w:rFonts w:ascii="Times New Roman" w:hAnsi="Times New Roman" w:cs="Times New Roman"/>
-          <w:sz w:val="28"/>
-          <w:szCs w:val="28"/>
-        </w:rPr>
-        <w:t>Hikari</w:t>
-      </w:r>
-      <w:r>
-        <w:rPr>
-          <w:rFonts w:ascii="Times New Roman" w:hAnsi="Times New Roman" w:cs="Times New Roman"/>
-          <w:sz w:val="28"/>
-          <w:szCs w:val="28"/>
-        </w:rPr>
-        <w:t>CP</w:t>
-      </w:r>
-      <w:proofErr w:type="spellEnd"/>
+          <w:lang w:val="ru-RU"/>
+        </w:rPr>
+        <w:t xml:space="preserve"> – библиотека </w:t>
+      </w:r>
+      <w:r>
+        <w:rPr>
+          <w:rFonts w:ascii="Times New Roman" w:hAnsi="Times New Roman" w:cs="Times New Roman"/>
+          <w:sz w:val="28"/>
+        </w:rPr>
+        <w:t>Jackson</w:t>
+      </w:r>
       <w:r>
         <w:rPr>
           <w:rFonts w:ascii="Times New Roman" w:hAnsi="Times New Roman" w:cs="Times New Roman"/>
@@ -3700,7 +4090,68 @@
           <w:szCs w:val="28"/>
           <w:lang w:val="ru-RU"/>
         </w:rPr>
-        <w:t xml:space="preserve">4.5.5  Интеграция с </w:t>
+        <w:t xml:space="preserve">4.5.6 </w:t>
+      </w:r>
+      <w:r>
+        <w:rPr>
+          <w:rFonts w:ascii="Times New Roman" w:hAnsi="Times New Roman" w:cs="Times New Roman"/>
+          <w:sz w:val="28"/>
+          <w:szCs w:val="28"/>
+          <w:lang w:val="ru-RU"/>
+        </w:rPr>
+        <w:t xml:space="preserve"> </w:t>
+      </w:r>
+      <w:r>
+        <w:rPr>
+          <w:rFonts w:ascii="Times New Roman" w:hAnsi="Times New Roman" w:cs="Times New Roman"/>
+          <w:sz w:val="28"/>
+          <w:szCs w:val="28"/>
+          <w:lang w:val="ru-RU"/>
+        </w:rPr>
+        <w:t>П</w:t>
+      </w:r>
+      <w:r>
+        <w:rPr>
+          <w:rFonts w:ascii="Times New Roman" w:hAnsi="Times New Roman" w:cs="Times New Roman"/>
+          <w:sz w:val="28"/>
+          <w:szCs w:val="28"/>
+          <w:lang w:val="ru-RU"/>
+        </w:rPr>
+        <w:t xml:space="preserve">оддержка архитектурного паттерна </w:t>
+      </w:r>
+      <w:r>
+        <w:rPr>
+          <w:rFonts w:ascii="Times New Roman" w:hAnsi="Times New Roman" w:cs="Times New Roman"/>
+          <w:sz w:val="28"/>
+          <w:szCs w:val="28"/>
+        </w:rPr>
+        <w:t>MV</w:t>
+      </w:r>
+      <w:r>
+        <w:rPr>
+          <w:rFonts w:ascii="Times New Roman" w:hAnsi="Times New Roman" w:cs="Times New Roman"/>
+          <w:sz w:val="28"/>
+          <w:szCs w:val="28"/>
+        </w:rPr>
+        <w:t>C</w:t>
+      </w:r>
+      <w:r>
+        <w:rPr>
+          <w:rFonts w:ascii="Times New Roman" w:hAnsi="Times New Roman" w:cs="Times New Roman"/>
+          <w:sz w:val="28"/>
+          <w:szCs w:val="28"/>
+          <w:lang w:val="ru-RU"/>
+        </w:rPr>
+        <w:t xml:space="preserve">. </w:t>
+      </w:r>
+      <w:r>
+        <w:rPr>
+          <w:rFonts w:ascii="Times New Roman" w:hAnsi="Times New Roman" w:cs="Times New Roman"/>
+          <w:sz w:val="28"/>
+          <w:szCs w:val="28"/>
+          <w:lang w:val="ru-RU"/>
+        </w:rPr>
+        <w:t xml:space="preserve">Допускается использование отдельных сервисных классов для инкапсуляции </w:t>
       </w:r>
       <w:proofErr w:type="gramStart"/>
       <w:r>
@@ -3710,7 +4161,7 @@
           <w:szCs w:val="28"/>
           <w:lang w:val="ru-RU"/>
         </w:rPr>
-        <w:t>внешним</w:t>
+        <w:t>бизнес-логики</w:t>
       </w:r>
       <w:proofErr w:type="gramEnd"/>
       <w:r>
@@ -3720,7 +4171,7 @@
           <w:szCs w:val="28"/>
           <w:lang w:val="ru-RU"/>
         </w:rPr>
-        <w:t xml:space="preserve"> </w:t>
+        <w:t xml:space="preserve"> и работы с </w:t>
       </w:r>
       <w:r>
         <w:rPr>
@@ -3729,114 +4180,6 @@
           <w:szCs w:val="28"/>
         </w:rPr>
         <w:t>API</w:t>
-      </w:r>
-      <w:r>
-        <w:rPr>
-          <w:rFonts w:ascii="Times New Roman" w:hAnsi="Times New Roman" w:cs="Times New Roman"/>
-          <w:sz w:val="28"/>
-          <w:szCs w:val="28"/>
-          <w:lang w:val="ru-RU"/>
-        </w:rPr>
-        <w:t xml:space="preserve">: </w:t>
-      </w:r>
-      <w:r>
-        <w:rPr>
-          <w:rFonts w:ascii="Times New Roman" w:hAnsi="Times New Roman" w:cs="Times New Roman"/>
-          <w:sz w:val="28"/>
-          <w:szCs w:val="28"/>
-        </w:rPr>
-        <w:t>Google</w:t>
-      </w:r>
-      <w:r>
-        <w:rPr>
-          <w:rFonts w:ascii="Times New Roman" w:hAnsi="Times New Roman" w:cs="Times New Roman"/>
-          <w:sz w:val="28"/>
-          <w:szCs w:val="28"/>
-          <w:lang w:val="ru-RU"/>
-        </w:rPr>
-        <w:t xml:space="preserve"> </w:t>
-      </w:r>
-      <w:r>
-        <w:rPr>
-          <w:rFonts w:ascii="Times New Roman" w:hAnsi="Times New Roman" w:cs="Times New Roman"/>
-          <w:sz w:val="28"/>
-          <w:szCs w:val="28"/>
-        </w:rPr>
-        <w:t>Books</w:t>
-      </w:r>
-      <w:r>
-        <w:rPr>
-          <w:rFonts w:ascii="Times New Roman" w:hAnsi="Times New Roman" w:cs="Times New Roman"/>
-          <w:sz w:val="28"/>
-          <w:szCs w:val="28"/>
-          <w:lang w:val="ru-RU"/>
-        </w:rPr>
-        <w:t xml:space="preserve"> </w:t>
-      </w:r>
-      <w:r>
-        <w:rPr>
-          <w:rFonts w:ascii="Times New Roman" w:hAnsi="Times New Roman" w:cs="Times New Roman"/>
-          <w:sz w:val="28"/>
-          <w:szCs w:val="28"/>
-        </w:rPr>
-        <w:t>API</w:t>
-      </w:r>
-      <w:r>
-        <w:rPr>
-          <w:rFonts w:ascii="Times New Roman" w:hAnsi="Times New Roman" w:cs="Times New Roman"/>
-          <w:sz w:val="28"/>
-          <w:szCs w:val="28"/>
-          <w:lang w:val="ru-RU"/>
-        </w:rPr>
-        <w:t xml:space="preserve">, </w:t>
-      </w:r>
-      <w:r>
-        <w:rPr>
-          <w:rFonts w:ascii="Times New Roman" w:hAnsi="Times New Roman" w:cs="Times New Roman"/>
-          <w:sz w:val="28"/>
-          <w:lang w:val="ru-RU"/>
-        </w:rPr>
-        <w:t xml:space="preserve">формат обмена – </w:t>
-      </w:r>
-      <w:r>
-        <w:rPr>
-          <w:rFonts w:ascii="Times New Roman" w:hAnsi="Times New Roman" w:cs="Times New Roman"/>
-          <w:sz w:val="28"/>
-        </w:rPr>
-        <w:t>JSON</w:t>
-      </w:r>
-      <w:r>
-        <w:rPr>
-          <w:rFonts w:ascii="Times New Roman" w:hAnsi="Times New Roman" w:cs="Times New Roman"/>
-          <w:sz w:val="28"/>
-          <w:lang w:val="ru-RU"/>
-        </w:rPr>
-        <w:t xml:space="preserve">, </w:t>
-      </w:r>
-      <w:proofErr w:type="spellStart"/>
-      <w:r>
-        <w:rPr>
-          <w:rFonts w:ascii="Times New Roman" w:hAnsi="Times New Roman" w:cs="Times New Roman"/>
-          <w:sz w:val="28"/>
-          <w:lang w:val="ru-RU"/>
-        </w:rPr>
-        <w:t>парсинг</w:t>
-      </w:r>
-      <w:proofErr w:type="spellEnd"/>
-      <w:r>
-        <w:rPr>
-          <w:rFonts w:ascii="Times New Roman" w:hAnsi="Times New Roman" w:cs="Times New Roman"/>
-          <w:sz w:val="28"/>
-          <w:lang w:val="ru-RU"/>
-        </w:rPr>
-        <w:t xml:space="preserve"> – библиотека </w:t>
-      </w:r>
-      <w:r>
-        <w:rPr>
-          <w:rFonts w:ascii="Times New Roman" w:hAnsi="Times New Roman" w:cs="Times New Roman"/>
-          <w:sz w:val="28"/>
-        </w:rPr>
-        <w:t>Jackson</w:t>
       </w:r>
       <w:r>
         <w:rPr>
@@ -3868,105 +4211,89 @@
           <w:szCs w:val="28"/>
           <w:lang w:val="ru-RU"/>
         </w:rPr>
-        <w:t xml:space="preserve">4.5.6 </w:t>
-      </w:r>
-      <w:r>
-        <w:rPr>
-          <w:rFonts w:ascii="Times New Roman" w:hAnsi="Times New Roman" w:cs="Times New Roman"/>
-          <w:sz w:val="28"/>
-          <w:szCs w:val="28"/>
-          <w:lang w:val="ru-RU"/>
-        </w:rPr>
-        <w:t xml:space="preserve"> </w:t>
-      </w:r>
-      <w:r>
-        <w:rPr>
-          <w:rFonts w:ascii="Times New Roman" w:hAnsi="Times New Roman" w:cs="Times New Roman"/>
-          <w:sz w:val="28"/>
-          <w:szCs w:val="28"/>
-          <w:lang w:val="ru-RU"/>
-        </w:rPr>
-        <w:t>П</w:t>
-      </w:r>
-      <w:r>
-        <w:rPr>
-          <w:rFonts w:ascii="Times New Roman" w:hAnsi="Times New Roman" w:cs="Times New Roman"/>
-          <w:sz w:val="28"/>
-          <w:szCs w:val="28"/>
-          <w:lang w:val="ru-RU"/>
-        </w:rPr>
-        <w:t xml:space="preserve">оддержка архитектурного паттерна </w:t>
-      </w:r>
-      <w:r>
-        <w:rPr>
-          <w:rFonts w:ascii="Times New Roman" w:hAnsi="Times New Roman" w:cs="Times New Roman"/>
-          <w:sz w:val="28"/>
-          <w:szCs w:val="28"/>
-        </w:rPr>
-        <w:t>MV</w:t>
-      </w:r>
-      <w:r>
-        <w:rPr>
-          <w:rFonts w:ascii="Times New Roman" w:hAnsi="Times New Roman" w:cs="Times New Roman"/>
-          <w:sz w:val="28"/>
-          <w:szCs w:val="28"/>
-        </w:rPr>
-        <w:t>C</w:t>
-      </w:r>
-      <w:r>
-        <w:rPr>
-          <w:rFonts w:ascii="Times New Roman" w:hAnsi="Times New Roman" w:cs="Times New Roman"/>
-          <w:sz w:val="28"/>
-          <w:szCs w:val="28"/>
-          <w:lang w:val="ru-RU"/>
-        </w:rPr>
-        <w:t xml:space="preserve">. </w:t>
-      </w:r>
-      <w:r>
-        <w:rPr>
-          <w:rFonts w:ascii="Times New Roman" w:hAnsi="Times New Roman" w:cs="Times New Roman"/>
-          <w:sz w:val="28"/>
-          <w:szCs w:val="28"/>
-          <w:lang w:val="ru-RU"/>
-        </w:rPr>
-        <w:t xml:space="preserve">Допускается использование отдельных сервисных классов для инкапсуляции </w:t>
-      </w:r>
-      <w:proofErr w:type="gramStart"/>
-      <w:r>
-        <w:rPr>
-          <w:rFonts w:ascii="Times New Roman" w:hAnsi="Times New Roman" w:cs="Times New Roman"/>
-          <w:sz w:val="28"/>
-          <w:szCs w:val="28"/>
-          <w:lang w:val="ru-RU"/>
-        </w:rPr>
-        <w:t>бизнес-логики</w:t>
-      </w:r>
-      <w:proofErr w:type="gramEnd"/>
-      <w:r>
-        <w:rPr>
-          <w:rFonts w:ascii="Times New Roman" w:hAnsi="Times New Roman" w:cs="Times New Roman"/>
-          <w:sz w:val="28"/>
-          <w:szCs w:val="28"/>
-          <w:lang w:val="ru-RU"/>
-        </w:rPr>
-        <w:t xml:space="preserve"> и работы с </w:t>
-      </w:r>
-      <w:r>
-        <w:rPr>
-          <w:rFonts w:ascii="Times New Roman" w:hAnsi="Times New Roman" w:cs="Times New Roman"/>
-          <w:sz w:val="28"/>
-          <w:szCs w:val="28"/>
-        </w:rPr>
-        <w:t>API</w:t>
-      </w:r>
-      <w:r>
-        <w:rPr>
-          <w:rFonts w:ascii="Times New Roman" w:hAnsi="Times New Roman" w:cs="Times New Roman"/>
-          <w:sz w:val="28"/>
-          <w:szCs w:val="28"/>
-          <w:lang w:val="ru-RU"/>
-        </w:rPr>
-        <w:t>;</w:t>
+        <w:t xml:space="preserve">4.5.7    </w:t>
+      </w:r>
+      <w:proofErr w:type="spellStart"/>
+      <w:r>
+        <w:rPr>
+          <w:rFonts w:ascii="Times New Roman" w:hAnsi="Times New Roman" w:cs="Times New Roman"/>
+          <w:sz w:val="28"/>
+          <w:szCs w:val="28"/>
+          <w:lang w:val="ru-RU"/>
+        </w:rPr>
+        <w:t>Логирование</w:t>
+      </w:r>
+      <w:proofErr w:type="spellEnd"/>
+      <w:r>
+        <w:rPr>
+          <w:rFonts w:ascii="Times New Roman" w:hAnsi="Times New Roman" w:cs="Times New Roman"/>
+          <w:sz w:val="28"/>
+          <w:szCs w:val="28"/>
+          <w:lang w:val="ru-RU"/>
+        </w:rPr>
+        <w:t xml:space="preserve">: </w:t>
+      </w:r>
+      <w:r>
+        <w:rPr>
+          <w:rFonts w:ascii="Times New Roman" w:hAnsi="Times New Roman" w:cs="Times New Roman"/>
+          <w:sz w:val="28"/>
+          <w:szCs w:val="28"/>
+        </w:rPr>
+        <w:t>SLF</w:t>
+      </w:r>
+      <w:r>
+        <w:rPr>
+          <w:rFonts w:ascii="Times New Roman" w:hAnsi="Times New Roman" w:cs="Times New Roman"/>
+          <w:sz w:val="28"/>
+          <w:szCs w:val="28"/>
+          <w:lang w:val="ru-RU"/>
+        </w:rPr>
+        <w:t>4</w:t>
+      </w:r>
+      <w:r>
+        <w:rPr>
+          <w:rFonts w:ascii="Times New Roman" w:hAnsi="Times New Roman" w:cs="Times New Roman"/>
+          <w:sz w:val="28"/>
+          <w:szCs w:val="28"/>
+        </w:rPr>
+        <w:t>J</w:t>
+      </w:r>
+      <w:r>
+        <w:rPr>
+          <w:rFonts w:ascii="Times New Roman" w:hAnsi="Times New Roman" w:cs="Times New Roman"/>
+          <w:sz w:val="28"/>
+          <w:szCs w:val="28"/>
+          <w:lang w:val="ru-RU"/>
+        </w:rPr>
+        <w:t xml:space="preserve"> + </w:t>
+      </w:r>
+      <w:proofErr w:type="spellStart"/>
+      <w:r>
+        <w:rPr>
+          <w:rFonts w:ascii="Times New Roman" w:hAnsi="Times New Roman" w:cs="Times New Roman"/>
+          <w:sz w:val="28"/>
+          <w:szCs w:val="28"/>
+        </w:rPr>
+        <w:t>Logback</w:t>
+      </w:r>
+      <w:proofErr w:type="spellEnd"/>
+      <w:r>
+        <w:rPr>
+          <w:rFonts w:ascii="Times New Roman" w:hAnsi="Times New Roman" w:cs="Times New Roman"/>
+          <w:sz w:val="28"/>
+          <w:szCs w:val="28"/>
+          <w:lang w:val="ru-RU"/>
+        </w:rPr>
+        <w:t xml:space="preserve"> (запись в файл с ро</w:t>
+      </w:r>
+      <w:r>
+        <w:rPr>
+          <w:rFonts w:ascii="Times New Roman" w:hAnsi="Times New Roman" w:cs="Times New Roman"/>
+          <w:sz w:val="28"/>
+          <w:szCs w:val="28"/>
+          <w:lang w:val="ru-RU"/>
+        </w:rPr>
+        <w:t>тацией, дублирование в консоль);</w:t>
       </w:r>
     </w:p>
     <w:p>
@@ -3989,7 +4316,25 @@
           <w:szCs w:val="28"/>
           <w:lang w:val="ru-RU"/>
         </w:rPr>
-        <w:t xml:space="preserve">4.5.7    </w:t>
+        <w:t xml:space="preserve">4.5.8 </w:t>
+      </w:r>
+      <w:r>
+        <w:rPr>
+          <w:rFonts w:ascii="Times New Roman" w:hAnsi="Times New Roman" w:cs="Times New Roman"/>
+          <w:sz w:val="28"/>
+          <w:szCs w:val="28"/>
+          <w:lang w:val="ru-RU"/>
+        </w:rPr>
+        <w:t xml:space="preserve"> </w:t>
+      </w:r>
+      <w:r>
+        <w:rPr>
+          <w:rFonts w:ascii="Times New Roman" w:hAnsi="Times New Roman" w:cs="Times New Roman"/>
+          <w:sz w:val="28"/>
+          <w:szCs w:val="28"/>
+          <w:lang w:val="ru-RU"/>
+        </w:rPr>
+        <w:t xml:space="preserve">Аутентификация и </w:t>
       </w:r>
       <w:proofErr w:type="spellStart"/>
       <w:r>
@@ -3999,7 +4344,7 @@
           <w:szCs w:val="28"/>
           <w:lang w:val="ru-RU"/>
         </w:rPr>
-        <w:t>Логирование</w:t>
+        <w:t>хэширование</w:t>
       </w:r>
       <w:proofErr w:type="spellEnd"/>
       <w:r>
@@ -4009,41 +4354,7 @@
           <w:szCs w:val="28"/>
           <w:lang w:val="ru-RU"/>
         </w:rPr>
-        <w:t xml:space="preserve">: </w:t>
-      </w:r>
-      <w:r>
-        <w:rPr>
-          <w:rFonts w:ascii="Times New Roman" w:hAnsi="Times New Roman" w:cs="Times New Roman"/>
-          <w:sz w:val="28"/>
-          <w:szCs w:val="28"/>
-        </w:rPr>
-        <w:t>SLF</w:t>
-      </w:r>
-      <w:r>
-        <w:rPr>
-          <w:rFonts w:ascii="Times New Roman" w:hAnsi="Times New Roman" w:cs="Times New Roman"/>
-          <w:sz w:val="28"/>
-          <w:szCs w:val="28"/>
-          <w:lang w:val="ru-RU"/>
-        </w:rPr>
-        <w:t>4</w:t>
-      </w:r>
-      <w:r>
-        <w:rPr>
-          <w:rFonts w:ascii="Times New Roman" w:hAnsi="Times New Roman" w:cs="Times New Roman"/>
-          <w:sz w:val="28"/>
-          <w:szCs w:val="28"/>
-        </w:rPr>
-        <w:t>J</w:t>
-      </w:r>
-      <w:r>
-        <w:rPr>
-          <w:rFonts w:ascii="Times New Roman" w:hAnsi="Times New Roman" w:cs="Times New Roman"/>
-          <w:sz w:val="28"/>
-          <w:szCs w:val="28"/>
-          <w:lang w:val="ru-RU"/>
-        </w:rPr>
-        <w:t xml:space="preserve"> + </w:t>
+        <w:t xml:space="preserve"> паролей: библиотека </w:t>
       </w:r>
       <w:proofErr w:type="spellStart"/>
       <w:r>
@@ -4051,8 +4362,9 @@
           <w:rFonts w:ascii="Times New Roman" w:hAnsi="Times New Roman" w:cs="Times New Roman"/>
           <w:sz w:val="28"/>
           <w:szCs w:val="28"/>
-        </w:rPr>
-        <w:t>Logback</w:t>
+          <w:lang w:val="ru-RU"/>
+        </w:rPr>
+        <w:t>jBCrypt</w:t>
       </w:r>
       <w:proofErr w:type="spellEnd"/>
       <w:r>
@@ -4062,16 +4374,7 @@
           <w:szCs w:val="28"/>
           <w:lang w:val="ru-RU"/>
         </w:rPr>
-        <w:t xml:space="preserve"> (запись в файл с ро</w:t>
-      </w:r>
-      <w:r>
-        <w:rPr>
-          <w:rFonts w:ascii="Times New Roman" w:hAnsi="Times New Roman" w:cs="Times New Roman"/>
-          <w:sz w:val="28"/>
-          <w:szCs w:val="28"/>
-          <w:lang w:val="ru-RU"/>
-        </w:rPr>
-        <w:t>тацией, дублирование в консоль);</w:t>
+        <w:t>.</w:t>
       </w:r>
     </w:p>
     <w:p>
@@ -4087,73 +4390,6 @@
           <w:lang w:val="ru-RU"/>
         </w:rPr>
       </w:pPr>
-      <w:r>
-        <w:rPr>
-          <w:rFonts w:ascii="Times New Roman" w:hAnsi="Times New Roman" w:cs="Times New Roman"/>
-          <w:sz w:val="28"/>
-          <w:szCs w:val="28"/>
-          <w:lang w:val="ru-RU"/>
-        </w:rPr>
-        <w:t xml:space="preserve">4.5.8 </w:t>
-      </w:r>
-      <w:r>
-        <w:rPr>
-          <w:rFonts w:ascii="Times New Roman" w:hAnsi="Times New Roman" w:cs="Times New Roman"/>
-          <w:sz w:val="28"/>
-          <w:szCs w:val="28"/>
-          <w:lang w:val="ru-RU"/>
-        </w:rPr>
-        <w:t xml:space="preserve"> </w:t>
-      </w:r>
-      <w:r>
-        <w:rPr>
-          <w:rFonts w:ascii="Times New Roman" w:hAnsi="Times New Roman" w:cs="Times New Roman"/>
-          <w:sz w:val="28"/>
-          <w:szCs w:val="28"/>
-          <w:lang w:val="ru-RU"/>
-        </w:rPr>
-        <w:t xml:space="preserve">Аутентификация и </w:t>
-      </w:r>
-      <w:proofErr w:type="spellStart"/>
-      <w:r>
-        <w:rPr>
-          <w:rFonts w:ascii="Times New Roman" w:hAnsi="Times New Roman" w:cs="Times New Roman"/>
-          <w:sz w:val="28"/>
-          <w:szCs w:val="28"/>
-          <w:lang w:val="ru-RU"/>
-        </w:rPr>
-        <w:t>хэширование</w:t>
-      </w:r>
-      <w:proofErr w:type="spellEnd"/>
-      <w:r>
-        <w:rPr>
-          <w:rFonts w:ascii="Times New Roman" w:hAnsi="Times New Roman" w:cs="Times New Roman"/>
-          <w:sz w:val="28"/>
-          <w:szCs w:val="28"/>
-          <w:lang w:val="ru-RU"/>
-        </w:rPr>
-        <w:t xml:space="preserve"> паролей: библиотека </w:t>
-      </w:r>
-      <w:proofErr w:type="spellStart"/>
-      <w:r>
-        <w:rPr>
-          <w:rFonts w:ascii="Times New Roman" w:hAnsi="Times New Roman" w:cs="Times New Roman"/>
-          <w:sz w:val="28"/>
-          <w:szCs w:val="28"/>
-          <w:lang w:val="ru-RU"/>
-        </w:rPr>
-        <w:t>jBCrypt</w:t>
-      </w:r>
-      <w:proofErr w:type="spellEnd"/>
-      <w:r>
-        <w:rPr>
-          <w:rFonts w:ascii="Times New Roman" w:hAnsi="Times New Roman" w:cs="Times New Roman"/>
-          <w:sz w:val="28"/>
-          <w:szCs w:val="28"/>
-          <w:lang w:val="ru-RU"/>
-        </w:rPr>
-        <w:t>.</w:t>
-      </w:r>
     </w:p>
     <w:p>
       <w:pPr>
@@ -4168,6 +4404,24 @@
           <w:lang w:val="ru-RU"/>
         </w:rPr>
       </w:pPr>
+      <w:r>
+        <w:rPr>
+          <w:rFonts w:ascii="Times New Roman" w:hAnsi="Times New Roman" w:cs="Times New Roman"/>
+          <w:sz w:val="28"/>
+          <w:szCs w:val="28"/>
+          <w:lang w:val="ru-RU"/>
+        </w:rPr>
+        <w:t xml:space="preserve">4.6   </w:t>
+      </w:r>
+      <w:r>
+        <w:rPr>
+          <w:rFonts w:ascii="Times New Roman" w:hAnsi="Times New Roman" w:cs="Times New Roman"/>
+          <w:sz w:val="28"/>
+          <w:szCs w:val="28"/>
+          <w:lang w:val="ru-RU"/>
+        </w:rPr>
+        <w:t>Требования к маркировке и упаковке:</w:t>
+      </w:r>
     </w:p>
     <w:p>
       <w:pPr>
@@ -4189,16 +4443,54 @@
           <w:szCs w:val="28"/>
           <w:lang w:val="ru-RU"/>
         </w:rPr>
-        <w:t xml:space="preserve">4.6   </w:t>
-      </w:r>
-      <w:r>
-        <w:rPr>
-          <w:rFonts w:ascii="Times New Roman" w:hAnsi="Times New Roman" w:cs="Times New Roman"/>
-          <w:sz w:val="28"/>
-          <w:szCs w:val="28"/>
-          <w:lang w:val="ru-RU"/>
-        </w:rPr>
-        <w:t>Требования к маркировке и упаковке:</w:t>
+        <w:t xml:space="preserve">4.6.1 </w:t>
+      </w:r>
+      <w:r>
+        <w:rPr>
+          <w:rFonts w:ascii="Times New Roman" w:hAnsi="Times New Roman" w:cs="Times New Roman"/>
+          <w:sz w:val="28"/>
+          <w:szCs w:val="28"/>
+          <w:lang w:val="ru-RU"/>
+        </w:rPr>
+        <w:t xml:space="preserve">Приложение поставляется в виде </w:t>
+      </w:r>
+      <w:proofErr w:type="gramStart"/>
+      <w:r>
+        <w:rPr>
+          <w:rFonts w:ascii="Times New Roman" w:hAnsi="Times New Roman" w:cs="Times New Roman"/>
+          <w:sz w:val="28"/>
+          <w:szCs w:val="28"/>
+          <w:lang w:val="ru-RU"/>
+        </w:rPr>
+        <w:t>исполняемого</w:t>
+      </w:r>
+      <w:proofErr w:type="gramEnd"/>
+      <w:r>
+        <w:rPr>
+          <w:rFonts w:ascii="Times New Roman" w:hAnsi="Times New Roman" w:cs="Times New Roman"/>
+          <w:sz w:val="28"/>
+          <w:szCs w:val="28"/>
+          <w:lang w:val="ru-RU"/>
+        </w:rPr>
+        <w:t xml:space="preserve"> J</w:t>
+      </w:r>
+      <w:r>
+        <w:rPr>
+          <w:rFonts w:ascii="Times New Roman" w:hAnsi="Times New Roman" w:cs="Times New Roman"/>
+          <w:sz w:val="28"/>
+          <w:szCs w:val="28"/>
+          <w:lang w:val="ru-RU"/>
+        </w:rPr>
+        <w:t>AR-файла со всеми зависимостями</w:t>
+      </w:r>
+      <w:r>
+        <w:rPr>
+          <w:rFonts w:ascii="Times New Roman" w:hAnsi="Times New Roman" w:cs="Times New Roman"/>
+          <w:sz w:val="28"/>
+          <w:szCs w:val="28"/>
+          <w:lang w:val="ru-RU"/>
+        </w:rPr>
+        <w:t>. Для удобства использования допускается создание инсталлятора.</w:t>
       </w:r>
     </w:p>
     <w:p>
@@ -4214,62 +4506,6 @@
           <w:lang w:val="ru-RU"/>
         </w:rPr>
       </w:pPr>
-      <w:r>
-        <w:rPr>
-          <w:rFonts w:ascii="Times New Roman" w:hAnsi="Times New Roman" w:cs="Times New Roman"/>
-          <w:sz w:val="28"/>
-          <w:szCs w:val="28"/>
-          <w:lang w:val="ru-RU"/>
-        </w:rPr>
-        <w:t xml:space="preserve">4.6.1 </w:t>
-      </w:r>
-      <w:r>
-        <w:rPr>
-          <w:rFonts w:ascii="Times New Roman" w:hAnsi="Times New Roman" w:cs="Times New Roman"/>
-          <w:sz w:val="28"/>
-          <w:szCs w:val="28"/>
-          <w:lang w:val="ru-RU"/>
-        </w:rPr>
-        <w:t xml:space="preserve">Приложение поставляется в виде </w:t>
-      </w:r>
-      <w:proofErr w:type="gramStart"/>
-      <w:r>
-        <w:rPr>
-          <w:rFonts w:ascii="Times New Roman" w:hAnsi="Times New Roman" w:cs="Times New Roman"/>
-          <w:sz w:val="28"/>
-          <w:szCs w:val="28"/>
-          <w:lang w:val="ru-RU"/>
-        </w:rPr>
-        <w:t>исполняемого</w:t>
-      </w:r>
-      <w:proofErr w:type="gramEnd"/>
-      <w:r>
-        <w:rPr>
-          <w:rFonts w:ascii="Times New Roman" w:hAnsi="Times New Roman" w:cs="Times New Roman"/>
-          <w:sz w:val="28"/>
-          <w:szCs w:val="28"/>
-          <w:lang w:val="ru-RU"/>
-        </w:rPr>
-        <w:t xml:space="preserve"> J</w:t>
-      </w:r>
-      <w:r>
-        <w:rPr>
-          <w:rFonts w:ascii="Times New Roman" w:hAnsi="Times New Roman" w:cs="Times New Roman"/>
-          <w:sz w:val="28"/>
-          <w:szCs w:val="28"/>
-          <w:lang w:val="ru-RU"/>
-        </w:rPr>
-        <w:t>AR-файла со всеми зависимостями</w:t>
-      </w:r>
-      <w:r>
-        <w:rPr>
-          <w:rFonts w:ascii="Times New Roman" w:hAnsi="Times New Roman" w:cs="Times New Roman"/>
-          <w:sz w:val="28"/>
-          <w:szCs w:val="28"/>
-          <w:lang w:val="ru-RU"/>
-        </w:rPr>
-        <w:t>. Для удобства использования допускается создание инсталлятора.</w:t>
-      </w:r>
     </w:p>
     <w:p>
       <w:pPr>
@@ -4284,6 +4520,24 @@
           <w:lang w:val="ru-RU"/>
         </w:rPr>
       </w:pPr>
+      <w:r>
+        <w:rPr>
+          <w:rFonts w:ascii="Times New Roman" w:hAnsi="Times New Roman" w:cs="Times New Roman"/>
+          <w:sz w:val="28"/>
+          <w:szCs w:val="28"/>
+          <w:lang w:val="ru-RU"/>
+        </w:rPr>
+        <w:t xml:space="preserve">4.7  </w:t>
+      </w:r>
+      <w:r>
+        <w:rPr>
+          <w:rFonts w:ascii="Times New Roman" w:hAnsi="Times New Roman" w:cs="Times New Roman"/>
+          <w:sz w:val="28"/>
+          <w:szCs w:val="28"/>
+          <w:lang w:val="ru-RU"/>
+        </w:rPr>
+        <w:t xml:space="preserve"> Требования к транспортированию и хранению:</w:t>
+      </w:r>
     </w:p>
     <w:p>
       <w:pPr>
@@ -4305,16 +4559,7 @@
           <w:szCs w:val="28"/>
           <w:lang w:val="ru-RU"/>
         </w:rPr>
-        <w:t xml:space="preserve">4.7  </w:t>
-      </w:r>
-      <w:r>
-        <w:rPr>
-          <w:rFonts w:ascii="Times New Roman" w:hAnsi="Times New Roman" w:cs="Times New Roman"/>
-          <w:sz w:val="28"/>
-          <w:szCs w:val="28"/>
-          <w:lang w:val="ru-RU"/>
-        </w:rPr>
-        <w:t xml:space="preserve"> Требования к транспортированию и хранению:</w:t>
+        <w:t>не предъявляются.</w:t>
       </w:r>
     </w:p>
     <w:p>
@@ -4330,29 +4575,6 @@
           <w:lang w:val="ru-RU"/>
         </w:rPr>
       </w:pPr>
-      <w:r>
-        <w:rPr>
-          <w:rFonts w:ascii="Times New Roman" w:hAnsi="Times New Roman" w:cs="Times New Roman"/>
-          <w:sz w:val="28"/>
-          <w:szCs w:val="28"/>
-          <w:lang w:val="ru-RU"/>
-        </w:rPr>
-        <w:t>не предъявляются.</w:t>
-      </w:r>
-    </w:p>
-    <w:p>
-      <w:pPr>
-        <w:pStyle w:val="a4"/>
-        <w:spacing w:line="360" w:lineRule="auto"/>
-        <w:ind w:left="0"/>
-        <w:jc w:val="both"/>
-        <w:rPr>
-          <w:rFonts w:ascii="Times New Roman" w:hAnsi="Times New Roman" w:cs="Times New Roman"/>
-          <w:sz w:val="28"/>
-          <w:szCs w:val="28"/>
-          <w:lang w:val="ru-RU"/>
-        </w:rPr>
-      </w:pPr>
     </w:p>
     <w:p>
       <w:pPr>
@@ -4420,6 +4642,7 @@
           <w:sz w:val="28"/>
           <w:lang w:val="ru-RU"/>
         </w:rPr>
+        <w:lastRenderedPageBreak/>
         <w:t>Состав программной документации должен включать:</w:t>
       </w:r>
     </w:p>
@@ -4492,7 +4715,6 @@
           <w:sz w:val="28"/>
           <w:lang w:val="ru-RU"/>
         </w:rPr>
-        <w:lastRenderedPageBreak/>
         <w:t>Проектная и эксплуатационная документация;</w:t>
       </w:r>
     </w:p>
@@ -5153,6 +5375,7 @@
           <w:sz w:val="28"/>
           <w:lang w:val="ru-RU"/>
         </w:rPr>
+        <w:lastRenderedPageBreak/>
         <w:t>Этап 2.2   Разработка программной документации.</w:t>
       </w:r>
     </w:p>
@@ -5248,39 +5471,6 @@
         </w:rPr>
         <w:t>.</w:t>
       </w:r>
-    </w:p>
-    <w:p>
-      <w:pPr>
-        <w:spacing w:line="360" w:lineRule="auto"/>
-        <w:jc w:val="both"/>
-        <w:rPr>
-          <w:rFonts w:ascii="Times New Roman" w:hAnsi="Times New Roman" w:cs="Times New Roman"/>
-          <w:sz w:val="28"/>
-          <w:lang w:val="ru-RU"/>
-        </w:rPr>
-      </w:pPr>
-    </w:p>
-    <w:p>
-      <w:pPr>
-        <w:spacing w:line="360" w:lineRule="auto"/>
-        <w:jc w:val="both"/>
-        <w:rPr>
-          <w:rFonts w:ascii="Times New Roman" w:hAnsi="Times New Roman" w:cs="Times New Roman"/>
-          <w:sz w:val="28"/>
-          <w:lang w:val="ru-RU"/>
-        </w:rPr>
-      </w:pPr>
-    </w:p>
-    <w:p>
-      <w:pPr>
-        <w:spacing w:line="360" w:lineRule="auto"/>
-        <w:jc w:val="both"/>
-        <w:rPr>
-          <w:rFonts w:ascii="Times New Roman" w:hAnsi="Times New Roman" w:cs="Times New Roman"/>
-          <w:sz w:val="28"/>
-          <w:lang w:val="ru-RU"/>
-        </w:rPr>
-      </w:pPr>
     </w:p>
     <w:p>
       <w:pPr>
@@ -5499,6 +5689,7 @@
           <w:color w:val="auto"/>
           <w:lang w:val="ru-RU"/>
         </w:rPr>
+        <w:lastRenderedPageBreak/>
         <w:t>Порядок контроля и приемки</w:t>
       </w:r>
     </w:p>
@@ -10089,7 +10280,7 @@
   <a:extraClrSchemeLst/>
   <a:extLst>
     <a:ext uri="{05A4C25C-085E-4340-85A3-A5531E510DB2}">
-      <thm15:themeFamily xmlns:thm15="http://schemas.microsoft.com/office/thememl/2012/main" xmlns="" name="Office Theme" id="{62F939B6-93AF-4DB8-9C6B-D6C7DFDC589F}" vid="{4A3C46E8-61CC-4603-A589-7422A47A8E4A}"/>
+      <thm15:themeFamily xmlns="" xmlns:thm15="http://schemas.microsoft.com/office/thememl/2012/main" name="Office Theme" id="{62F939B6-93AF-4DB8-9C6B-D6C7DFDC589F}" vid="{4A3C46E8-61CC-4603-A589-7422A47A8E4A}"/>
     </a:ext>
   </a:extLst>
 </a:theme>
